--- a/Curso_CSharp/Mapas Endpoints/Plan Modulo de Gestion de Turno Asistente y Socio.docx
+++ b/Curso_CSharp/Mapas Endpoints/Plan Modulo de Gestion de Turno Asistente y Socio.docx
@@ -1510,13 +1510,29 @@
       </w:r>
     </w:p>
     <w:p>
+      <w:proofErr w:type="spellStart"/>
       <w:r>
         <w:rPr>
           <w:b/>
         </w:rPr>
         <w:lastRenderedPageBreak/>
-        <w:t>Endpoints previos necesarios para armar cada front</w:t>
-      </w:r>
+        <w:t>Endpoints</w:t>
+      </w:r>
+      <w:proofErr w:type="spellEnd"/>
+      <w:r>
+        <w:rPr>
+          <w:b/>
+        </w:rPr>
+        <w:t xml:space="preserve"> previos necesarios para armar cada </w:t>
+      </w:r>
+      <w:proofErr w:type="spellStart"/>
+      <w:r>
+        <w:rPr>
+          <w:b/>
+        </w:rPr>
+        <w:t>front</w:t>
+      </w:r>
+      <w:proofErr w:type="spellEnd"/>
       <w:r>
         <w:rPr>
           <w:b/>
@@ -1542,7 +1558,35 @@
         <w:rPr>
           <w:lang w:val="en-US"/>
         </w:rPr>
-        <w:t xml:space="preserve">GET /api/Formulario </w:t>
+        <w:t>GET /</w:t>
+      </w:r>
+      <w:proofErr w:type="spellStart"/>
+      <w:r>
+        <w:rPr>
+          <w:lang w:val="en-US"/>
+        </w:rPr>
+        <w:t>api</w:t>
+      </w:r>
+      <w:proofErr w:type="spellEnd"/>
+      <w:r>
+        <w:rPr>
+          <w:lang w:val="en-US"/>
+        </w:rPr>
+        <w:t>/</w:t>
+      </w:r>
+      <w:proofErr w:type="spellStart"/>
+      <w:r>
+        <w:rPr>
+          <w:lang w:val="en-US"/>
+        </w:rPr>
+        <w:t>Formulario</w:t>
+      </w:r>
+      <w:proofErr w:type="spellEnd"/>
+      <w:r>
+        <w:rPr>
+          <w:lang w:val="en-US"/>
+        </w:rPr>
+        <w:t xml:space="preserve"> </w:t>
       </w:r>
       <w:r>
         <w:sym w:font="Wingdings" w:char="F0E0"/>
@@ -1553,13 +1597,41 @@
         </w:rPr>
         <w:t xml:space="preserve"> RES: </w:t>
       </w:r>
+      <w:proofErr w:type="spellStart"/>
       <w:r>
         <w:rPr>
           <w:b/>
           <w:bCs/>
           <w:lang w:val="en-US"/>
         </w:rPr>
-        <w:t xml:space="preserve">IEnumerable&lt;FormularioDto&gt; </w:t>
+        <w:t>IEnumerable</w:t>
+      </w:r>
+      <w:proofErr w:type="spellEnd"/>
+      <w:r>
+        <w:rPr>
+          <w:b/>
+          <w:bCs/>
+          <w:lang w:val="en-US"/>
+        </w:rPr>
+        <w:t>&lt;</w:t>
+      </w:r>
+      <w:proofErr w:type="spellStart"/>
+      <w:r>
+        <w:rPr>
+          <w:b/>
+          <w:bCs/>
+          <w:lang w:val="en-US"/>
+        </w:rPr>
+        <w:t>FormularioDto</w:t>
+      </w:r>
+      <w:proofErr w:type="spellEnd"/>
+      <w:r>
+        <w:rPr>
+          <w:b/>
+          <w:bCs/>
+          <w:lang w:val="en-US"/>
+        </w:rPr>
+        <w:t xml:space="preserve">&gt; </w:t>
       </w:r>
       <w:r>
         <w:rPr>
@@ -1573,14 +1645,44 @@
         <w:rPr>
           <w:lang w:val="en-US"/>
         </w:rPr>
-        <w:t xml:space="preserve"> Front: Asignar</w:t>
-      </w:r>
+        <w:t xml:space="preserve"> Front: </w:t>
+      </w:r>
+      <w:proofErr w:type="spellStart"/>
       <w:r>
         <w:rPr>
           <w:lang w:val="en-US"/>
         </w:rPr>
-        <w:t xml:space="preserve"> permisos a botones</w:t>
-      </w:r>
+        <w:t>Asignar</w:t>
+      </w:r>
+      <w:proofErr w:type="spellEnd"/>
+      <w:r>
+        <w:rPr>
+          <w:lang w:val="en-US"/>
+        </w:rPr>
+        <w:t xml:space="preserve"> </w:t>
+      </w:r>
+      <w:proofErr w:type="spellStart"/>
+      <w:r>
+        <w:rPr>
+          <w:lang w:val="en-US"/>
+        </w:rPr>
+        <w:t>permisos</w:t>
+      </w:r>
+      <w:proofErr w:type="spellEnd"/>
+      <w:r>
+        <w:rPr>
+          <w:lang w:val="en-US"/>
+        </w:rPr>
+        <w:t xml:space="preserve"> a </w:t>
+      </w:r>
+      <w:proofErr w:type="spellStart"/>
+      <w:r>
+        <w:rPr>
+          <w:lang w:val="en-US"/>
+        </w:rPr>
+        <w:t>botones</w:t>
+      </w:r>
+      <w:proofErr w:type="spellEnd"/>
       <w:r>
         <w:rPr>
           <w:lang w:val="en-US"/>
@@ -1677,7 +1779,21 @@
         <w:rPr>
           <w:b/>
         </w:rPr>
-        <w:t xml:space="preserve">POST api/Auth/login </w:t>
+        <w:t>POST api/Auth/</w:t>
+      </w:r>
+      <w:proofErr w:type="spellStart"/>
+      <w:r>
+        <w:rPr>
+          <w:b/>
+        </w:rPr>
+        <w:t>login</w:t>
+      </w:r>
+      <w:proofErr w:type="spellEnd"/>
+      <w:r>
+        <w:rPr>
+          <w:b/>
+        </w:rPr>
+        <w:t xml:space="preserve"> </w:t>
       </w:r>
       <w:r>
         <w:rPr>
@@ -1687,7 +1803,31 @@
         <w:sym w:font="Wingdings" w:char="F0E0"/>
       </w:r>
       <w:r>
-        <w:t xml:space="preserve"> REQ: LoginUsuarioDto, RES: TokenResponseDto (List&lt;string&gt; Permisos</w:t>
+        <w:t xml:space="preserve"> REQ: </w:t>
+      </w:r>
+      <w:proofErr w:type="spellStart"/>
+      <w:r>
+        <w:t>LoginUsuarioDto</w:t>
+      </w:r>
+      <w:proofErr w:type="spellEnd"/>
+      <w:r>
+        <w:t xml:space="preserve">, RES: </w:t>
+      </w:r>
+      <w:proofErr w:type="spellStart"/>
+      <w:r>
+        <w:t>TokenResponseDto</w:t>
+      </w:r>
+      <w:proofErr w:type="spellEnd"/>
+      <w:r>
+        <w:t xml:space="preserve"> (List&lt;</w:t>
+      </w:r>
+      <w:proofErr w:type="spellStart"/>
+      <w:r>
+        <w:t>string</w:t>
+      </w:r>
+      <w:proofErr w:type="spellEnd"/>
+      <w:r>
+        <w:t>&gt; Permisos</w:t>
       </w:r>
       <w:r>
         <w:rPr>
@@ -1729,6 +1869,9 @@
         <w:spacing w:before="150" w:after="150"/>
       </w:pPr>
       <w:r>
+        <w:rPr>
+          <w:highlight w:val="yellow"/>
+        </w:rPr>
         <w:t>Agregar</w:t>
       </w:r>
       <w:r>
@@ -1759,6 +1902,9 @@
         <w:spacing w:before="150" w:after="150"/>
       </w:pPr>
       <w:r>
+        <w:rPr>
+          <w:highlight w:val="green"/>
+        </w:rPr>
         <w:t>Consultar</w:t>
       </w:r>
       <w:r>
@@ -1807,7 +1953,13 @@
         <w:spacing w:before="150" w:after="150"/>
       </w:pPr>
       <w:r>
-        <w:t xml:space="preserve">Eliminar </w:t>
+        <w:rPr>
+          <w:highlight w:val="yellow"/>
+        </w:rPr>
+        <w:t>Eliminar</w:t>
+      </w:r>
+      <w:r>
+        <w:t xml:space="preserve"> </w:t>
       </w:r>
       <w:r>
         <w:sym w:font="Wingdings" w:char="F0E0"/>
@@ -1834,6 +1986,9 @@
         <w:spacing w:before="150" w:after="150" w:line="240" w:lineRule="auto"/>
       </w:pPr>
       <w:r>
+        <w:rPr>
+          <w:highlight w:val="green"/>
+        </w:rPr>
         <w:t>Turno</w:t>
       </w:r>
       <w:r>
@@ -1867,7 +2022,13 @@
         <w:spacing w:before="150" w:after="150" w:line="240" w:lineRule="auto"/>
       </w:pPr>
       <w:r>
-        <w:t xml:space="preserve">Nuevo Turno </w:t>
+        <w:rPr>
+          <w:highlight w:val="green"/>
+        </w:rPr>
+        <w:t>Nuevo Turno</w:t>
+      </w:r>
+      <w:r>
+        <w:t xml:space="preserve"> </w:t>
       </w:r>
       <w:r>
         <w:sym w:font="Wingdings" w:char="F0E0"/>
@@ -1891,7 +2052,13 @@
         <w:spacing w:before="150" w:after="150" w:line="240" w:lineRule="auto"/>
       </w:pPr>
       <w:r>
-        <w:t xml:space="preserve">Registrar Turno </w:t>
+        <w:rPr>
+          <w:highlight w:val="yellow"/>
+        </w:rPr>
+        <w:t>Registrar Turno</w:t>
+      </w:r>
+      <w:r>
+        <w:t xml:space="preserve"> </w:t>
       </w:r>
       <w:r>
         <w:sym w:font="Wingdings" w:char="F0E0"/>
@@ -1915,7 +2082,13 @@
         <w:spacing w:before="150" w:after="150" w:line="240" w:lineRule="auto"/>
       </w:pPr>
       <w:r>
-        <w:t xml:space="preserve">Cancelar Turno </w:t>
+        <w:rPr>
+          <w:highlight w:val="yellow"/>
+        </w:rPr>
+        <w:t>Cancelar Turno</w:t>
+      </w:r>
+      <w:r>
+        <w:t xml:space="preserve"> </w:t>
       </w:r>
       <w:r>
         <w:sym w:font="Wingdings" w:char="F0E0"/>
@@ -1939,7 +2112,13 @@
         <w:spacing w:before="150" w:after="150"/>
       </w:pPr>
       <w:r>
-        <w:t xml:space="preserve">Validar ingreso </w:t>
+        <w:rPr>
+          <w:highlight w:val="yellow"/>
+        </w:rPr>
+        <w:t>Validar ingreso</w:t>
+      </w:r>
+      <w:r>
+        <w:t xml:space="preserve"> </w:t>
       </w:r>
       <w:r>
         <w:sym w:font="Wingdings" w:char="F0E0"/>
@@ -2017,12 +2196,80 @@
           <w:ilvl w:val="0"/>
           <w:numId w:val="9"/>
         </w:numPr>
-      </w:pPr>
-      <w:r>
-        <w:t>PUT /api/Cuota/</w:t>
-      </w:r>
-      <w:r>
-        <w:t>actualizar-vencidas</w:t>
+        <w:tabs>
+          <w:tab w:val="left" w:pos="916"/>
+          <w:tab w:val="left" w:pos="1832"/>
+          <w:tab w:val="left" w:pos="2748"/>
+          <w:tab w:val="left" w:pos="3664"/>
+          <w:tab w:val="left" w:pos="4580"/>
+          <w:tab w:val="left" w:pos="5496"/>
+          <w:tab w:val="left" w:pos="6412"/>
+          <w:tab w:val="left" w:pos="7328"/>
+          <w:tab w:val="left" w:pos="8244"/>
+          <w:tab w:val="left" w:pos="9160"/>
+          <w:tab w:val="left" w:pos="10076"/>
+          <w:tab w:val="left" w:pos="10992"/>
+          <w:tab w:val="left" w:pos="11908"/>
+          <w:tab w:val="left" w:pos="12824"/>
+          <w:tab w:val="left" w:pos="13740"/>
+          <w:tab w:val="left" w:pos="14656"/>
+        </w:tabs>
+        <w:spacing w:after="0" w:line="240" w:lineRule="auto"/>
+        <w:rPr>
+          <w:rFonts w:ascii="Cascadia Mono" w:eastAsia="Times New Roman" w:hAnsi="Cascadia Mono" w:cs="Courier New"/>
+          <w:color w:val="000000"/>
+          <w:sz w:val="18"/>
+          <w:szCs w:val="18"/>
+          <w:lang w:eastAsia="es-AR"/>
+        </w:rPr>
+      </w:pPr>
+      <w:r>
+        <w:rPr>
+          <w:rFonts w:ascii="Cascadia Mono" w:eastAsia="Times New Roman" w:hAnsi="Cascadia Mono" w:cs="Courier New"/>
+          <w:color w:val="000000"/>
+          <w:sz w:val="18"/>
+          <w:szCs w:val="18"/>
+          <w:lang w:eastAsia="es-AR"/>
+        </w:rPr>
+        <w:t>[</w:t>
+      </w:r>
+      <w:proofErr w:type="spellStart"/>
+      <w:r>
+        <w:rPr>
+          <w:rFonts w:ascii="Cascadia Mono" w:eastAsia="Times New Roman" w:hAnsi="Cascadia Mono" w:cs="Courier New"/>
+          <w:color w:val="2B91AF"/>
+          <w:sz w:val="18"/>
+          <w:szCs w:val="18"/>
+          <w:lang w:eastAsia="es-AR"/>
+        </w:rPr>
+        <w:t>Authorize</w:t>
+      </w:r>
+      <w:proofErr w:type="spellEnd"/>
+      <w:r>
+        <w:rPr>
+          <w:rFonts w:ascii="Cascadia Mono" w:eastAsia="Times New Roman" w:hAnsi="Cascadia Mono" w:cs="Courier New"/>
+          <w:color w:val="000000"/>
+          <w:sz w:val="18"/>
+          <w:szCs w:val="18"/>
+          <w:lang w:eastAsia="es-AR"/>
+        </w:rPr>
+        <w:t>]</w:t>
+      </w:r>
+      <w:r>
+        <w:rPr>
+          <w:rFonts w:ascii="Cascadia Mono" w:eastAsia="Times New Roman" w:hAnsi="Cascadia Mono" w:cs="Courier New"/>
+          <w:color w:val="000000"/>
+          <w:sz w:val="18"/>
+          <w:szCs w:val="18"/>
+          <w:lang w:eastAsia="es-AR"/>
+        </w:rPr>
+        <w:t xml:space="preserve"> </w:t>
+      </w:r>
+      <w:r>
+        <w:rPr>
+          <w:strike/>
+        </w:rPr>
+        <w:t>PUT /api/Cuota/actualizar-vencidas</w:t>
       </w:r>
       <w:r>
         <w:t xml:space="preserve"> </w:t>
@@ -2031,7 +2278,15 @@
         <w:sym w:font="Wingdings" w:char="F0E0"/>
       </w:r>
       <w:r>
-        <w:t xml:space="preserve"> Front: internamente antes de traer los socios le pego a este endpoint para a</w:t>
+        <w:t xml:space="preserve"> Front: internamente antes de traer los socios le pego a este </w:t>
+      </w:r>
+      <w:proofErr w:type="spellStart"/>
+      <w:r>
+        <w:t>endpoint</w:t>
+      </w:r>
+      <w:proofErr w:type="spellEnd"/>
+      <w:r>
+        <w:t xml:space="preserve"> para a</w:t>
       </w:r>
       <w:r>
         <w:t>ctualiza</w:t>
@@ -2065,14 +2320,86 @@
           <w:ilvl w:val="0"/>
           <w:numId w:val="9"/>
         </w:numPr>
-      </w:pPr>
-      <w:r>
-        <w:rPr>
+        <w:tabs>
+          <w:tab w:val="left" w:pos="916"/>
+          <w:tab w:val="left" w:pos="1832"/>
+          <w:tab w:val="left" w:pos="2748"/>
+          <w:tab w:val="left" w:pos="3664"/>
+          <w:tab w:val="left" w:pos="4580"/>
+          <w:tab w:val="left" w:pos="5496"/>
+          <w:tab w:val="left" w:pos="6412"/>
+          <w:tab w:val="left" w:pos="7328"/>
+          <w:tab w:val="left" w:pos="8244"/>
+          <w:tab w:val="left" w:pos="9160"/>
+          <w:tab w:val="left" w:pos="10076"/>
+          <w:tab w:val="left" w:pos="10992"/>
+          <w:tab w:val="left" w:pos="11908"/>
+          <w:tab w:val="left" w:pos="12824"/>
+          <w:tab w:val="left" w:pos="13740"/>
+          <w:tab w:val="left" w:pos="14656"/>
+        </w:tabs>
+        <w:spacing w:after="0" w:line="240" w:lineRule="auto"/>
+        <w:rPr>
+          <w:rFonts w:ascii="Cascadia Mono" w:eastAsia="Times New Roman" w:hAnsi="Cascadia Mono" w:cs="Courier New"/>
+          <w:color w:val="000000"/>
+          <w:sz w:val="18"/>
+          <w:szCs w:val="18"/>
+          <w:lang w:eastAsia="es-AR"/>
+        </w:rPr>
+      </w:pPr>
+      <w:r>
+        <w:rPr>
+          <w:rFonts w:ascii="Cascadia Mono" w:eastAsia="Times New Roman" w:hAnsi="Cascadia Mono" w:cs="Courier New"/>
+          <w:color w:val="000000"/>
+          <w:sz w:val="18"/>
+          <w:szCs w:val="18"/>
+          <w:lang w:eastAsia="es-AR"/>
+        </w:rPr>
+        <w:t>[</w:t>
+      </w:r>
+      <w:proofErr w:type="spellStart"/>
+      <w:r>
+        <w:rPr>
+          <w:rFonts w:ascii="Cascadia Mono" w:eastAsia="Times New Roman" w:hAnsi="Cascadia Mono" w:cs="Courier New"/>
+          <w:color w:val="2B91AF"/>
+          <w:sz w:val="18"/>
+          <w:szCs w:val="18"/>
+          <w:lang w:eastAsia="es-AR"/>
+        </w:rPr>
+        <w:t>Authorize</w:t>
+      </w:r>
+      <w:proofErr w:type="spellEnd"/>
+      <w:r>
+        <w:rPr>
+          <w:rFonts w:ascii="Cascadia Mono" w:eastAsia="Times New Roman" w:hAnsi="Cascadia Mono" w:cs="Courier New"/>
+          <w:color w:val="000000"/>
+          <w:sz w:val="18"/>
+          <w:szCs w:val="18"/>
+          <w:lang w:eastAsia="es-AR"/>
+        </w:rPr>
+        <w:t>]</w:t>
+      </w:r>
+      <w:r>
+        <w:rPr>
+          <w:rFonts w:ascii="Cascadia Mono" w:eastAsia="Times New Roman" w:hAnsi="Cascadia Mono" w:cs="Courier New"/>
+          <w:color w:val="000000"/>
+          <w:sz w:val="18"/>
+          <w:szCs w:val="18"/>
+          <w:lang w:eastAsia="es-AR"/>
+        </w:rPr>
+        <w:t xml:space="preserve"> </w:t>
+      </w:r>
+      <w:r>
+        <w:rPr>
+          <w:strike/>
           <w:lang w:val="es-ES"/>
         </w:rPr>
         <w:t>PATCH /api/Usuario/</w:t>
       </w:r>
       <w:r>
+        <w:rPr>
+          <w:strike/>
+        </w:rPr>
         <w:t>procesar-eliminaciones-pendientes</w:t>
       </w:r>
       <w:r>
@@ -2090,9 +2417,11 @@
         </w:rPr>
         <w:t xml:space="preserve"> RES: </w:t>
       </w:r>
+      <w:proofErr w:type="spellStart"/>
       <w:r>
         <w:t>ProcesarEliminacionesDto</w:t>
       </w:r>
+      <w:proofErr w:type="spellEnd"/>
       <w:r>
         <w:t xml:space="preserve"> </w:t>
       </w:r>
@@ -2115,7 +2444,35 @@
         <w:rPr>
           <w:lang w:val="es-ES"/>
         </w:rPr>
-        <w:t xml:space="preserve"> Cuando cambia el estado a Eliminado, se oculta el Socio del Grid si el checkbox “Mostrar Socios Eliminados” está deshabilitado.</w:t>
+        <w:t xml:space="preserve"> Cuando cambia el estado a Eliminado, se oculta el Socio del </w:t>
+      </w:r>
+      <w:proofErr w:type="spellStart"/>
+      <w:r>
+        <w:rPr>
+          <w:lang w:val="es-ES"/>
+        </w:rPr>
+        <w:t>Grid</w:t>
+      </w:r>
+      <w:proofErr w:type="spellEnd"/>
+      <w:r>
+        <w:rPr>
+          <w:lang w:val="es-ES"/>
+        </w:rPr>
+        <w:t xml:space="preserve"> si el </w:t>
+      </w:r>
+      <w:proofErr w:type="spellStart"/>
+      <w:r>
+        <w:rPr>
+          <w:lang w:val="es-ES"/>
+        </w:rPr>
+        <w:t>checkbox</w:t>
+      </w:r>
+      <w:proofErr w:type="spellEnd"/>
+      <w:r>
+        <w:rPr>
+          <w:lang w:val="es-ES"/>
+        </w:rPr>
+        <w:t xml:space="preserve"> “Mostrar Socios Eliminados” está deshabilitado.</w:t>
       </w:r>
     </w:p>
     <w:p>
@@ -2125,9 +2482,73 @@
           <w:ilvl w:val="0"/>
           <w:numId w:val="9"/>
         </w:numPr>
-      </w:pPr>
-      <w:r>
-        <w:t xml:space="preserve">GET /api/Usuario/grilla-socio </w:t>
+        <w:tabs>
+          <w:tab w:val="left" w:pos="916"/>
+          <w:tab w:val="left" w:pos="1832"/>
+          <w:tab w:val="left" w:pos="2748"/>
+          <w:tab w:val="left" w:pos="3664"/>
+          <w:tab w:val="left" w:pos="4580"/>
+          <w:tab w:val="left" w:pos="5496"/>
+          <w:tab w:val="left" w:pos="6412"/>
+          <w:tab w:val="left" w:pos="7328"/>
+          <w:tab w:val="left" w:pos="8244"/>
+          <w:tab w:val="left" w:pos="9160"/>
+          <w:tab w:val="left" w:pos="10076"/>
+          <w:tab w:val="left" w:pos="10992"/>
+          <w:tab w:val="left" w:pos="11908"/>
+          <w:tab w:val="left" w:pos="12824"/>
+          <w:tab w:val="left" w:pos="13740"/>
+          <w:tab w:val="left" w:pos="14656"/>
+        </w:tabs>
+        <w:spacing w:after="0" w:line="240" w:lineRule="auto"/>
+        <w:rPr>
+          <w:rFonts w:ascii="Cascadia Mono" w:eastAsia="Times New Roman" w:hAnsi="Cascadia Mono" w:cs="Courier New"/>
+          <w:color w:val="000000"/>
+          <w:sz w:val="18"/>
+          <w:szCs w:val="18"/>
+          <w:lang w:eastAsia="es-AR"/>
+        </w:rPr>
+      </w:pPr>
+      <w:r>
+        <w:rPr>
+          <w:rFonts w:ascii="Cascadia Mono" w:eastAsia="Times New Roman" w:hAnsi="Cascadia Mono" w:cs="Courier New"/>
+          <w:color w:val="2B91AF"/>
+          <w:sz w:val="18"/>
+          <w:szCs w:val="18"/>
+          <w:lang w:eastAsia="es-AR"/>
+        </w:rPr>
+        <w:t>[</w:t>
+      </w:r>
+      <w:proofErr w:type="spellStart"/>
+      <w:r>
+        <w:rPr>
+          <w:rFonts w:ascii="Cascadia Mono" w:eastAsia="Times New Roman" w:hAnsi="Cascadia Mono" w:cs="Courier New"/>
+          <w:color w:val="2B91AF"/>
+          <w:sz w:val="18"/>
+          <w:szCs w:val="18"/>
+          <w:lang w:eastAsia="es-AR"/>
+        </w:rPr>
+        <w:t>Authorize</w:t>
+      </w:r>
+      <w:proofErr w:type="spellEnd"/>
+      <w:r>
+        <w:rPr>
+          <w:rFonts w:ascii="Cascadia Mono" w:eastAsia="Times New Roman" w:hAnsi="Cascadia Mono" w:cs="Courier New"/>
+          <w:color w:val="2B91AF"/>
+          <w:sz w:val="18"/>
+          <w:szCs w:val="18"/>
+          <w:lang w:eastAsia="es-AR"/>
+        </w:rPr>
+        <w:t xml:space="preserve">] </w:t>
+      </w:r>
+      <w:r>
+        <w:rPr>
+          <w:strike/>
+        </w:rPr>
+        <w:t>GET /api/Usuario/grilla-socio</w:t>
+      </w:r>
+      <w:r>
+        <w:t xml:space="preserve"> </w:t>
       </w:r>
       <w:r>
         <w:rPr>
@@ -2136,13 +2557,29 @@
         <w:sym w:font="Wingdings" w:char="F0E0"/>
       </w:r>
       <w:r>
-        <w:t xml:space="preserve"> RES: List&lt;SocioGridDto&gt; </w:t>
+        <w:t xml:space="preserve"> RES: List&lt;</w:t>
+      </w:r>
+      <w:proofErr w:type="spellStart"/>
+      <w:r>
+        <w:t>SocioGridDto</w:t>
+      </w:r>
+      <w:proofErr w:type="spellEnd"/>
+      <w:r>
+        <w:t xml:space="preserve">&gt; </w:t>
       </w:r>
       <w:r>
         <w:sym w:font="Wingdings" w:char="F0E0"/>
       </w:r>
       <w:r>
-        <w:t xml:space="preserve"> Front: se arma un Grid para colocar la lista de Socios</w:t>
+        <w:t xml:space="preserve"> Front: se arma un </w:t>
+      </w:r>
+      <w:proofErr w:type="spellStart"/>
+      <w:r>
+        <w:t>Grid</w:t>
+      </w:r>
+      <w:proofErr w:type="spellEnd"/>
+      <w:r>
+        <w:t xml:space="preserve"> para colocar la lista de Socios</w:t>
       </w:r>
       <w:r>
         <w:t xml:space="preserve"> con los datos justos y necesarios </w:t>
@@ -2174,15 +2611,22 @@
       <w:r>
         <w:t xml:space="preserve"> y obtiene </w:t>
       </w:r>
+      <w:proofErr w:type="spellStart"/>
       <w:r>
         <w:rPr>
           <w:highlight w:val="yellow"/>
         </w:rPr>
         <w:t>IdUsuario</w:t>
       </w:r>
-      <w:r>
-        <w:t xml:space="preserve"> del socio seccionado del grid</w:t>
-      </w:r>
+      <w:proofErr w:type="spellEnd"/>
+      <w:r>
+        <w:t xml:space="preserve"> del socio seccionado del </w:t>
+      </w:r>
+      <w:proofErr w:type="spellStart"/>
+      <w:r>
+        <w:t>grid</w:t>
+      </w:r>
+      <w:proofErr w:type="spellEnd"/>
       <w:r>
         <w:t xml:space="preserve"> </w:t>
       </w:r>
@@ -2195,9 +2639,29 @@
       <w:r>
         <w:t>n.</w:t>
       </w:r>
-      <w:r>
-        <w:br/>
-      </w:r>
+    </w:p>
+    <w:p>
+      <w:pPr>
+        <w:tabs>
+          <w:tab w:val="left" w:pos="916"/>
+          <w:tab w:val="left" w:pos="1832"/>
+          <w:tab w:val="left" w:pos="2748"/>
+          <w:tab w:val="left" w:pos="3664"/>
+          <w:tab w:val="left" w:pos="4580"/>
+          <w:tab w:val="left" w:pos="5496"/>
+          <w:tab w:val="left" w:pos="6412"/>
+          <w:tab w:val="left" w:pos="7328"/>
+          <w:tab w:val="left" w:pos="8244"/>
+          <w:tab w:val="left" w:pos="9160"/>
+          <w:tab w:val="left" w:pos="10076"/>
+          <w:tab w:val="left" w:pos="10992"/>
+          <w:tab w:val="left" w:pos="11908"/>
+          <w:tab w:val="left" w:pos="12824"/>
+          <w:tab w:val="left" w:pos="13740"/>
+          <w:tab w:val="left" w:pos="14656"/>
+        </w:tabs>
+        <w:spacing w:after="0" w:line="240" w:lineRule="auto"/>
+      </w:pPr>
     </w:p>
     <w:p>
       <w:pPr>
@@ -2302,13 +2766,13 @@
         <mc:AlternateContent>
           <mc:Choice Requires="wps">
             <w:drawing>
-              <wp:anchor distT="0" distB="0" distL="114300" distR="114300" simplePos="0" relativeHeight="251675648" behindDoc="0" locked="0" layoutInCell="1" allowOverlap="1" wp14:anchorId="5DAB19B7" wp14:editId="4F40E528">
+              <wp:anchor distT="0" distB="0" distL="114300" distR="114300" simplePos="0" relativeHeight="251675648" behindDoc="0" locked="0" layoutInCell="1" allowOverlap="1" wp14:anchorId="5DAB19B7" wp14:editId="039C5156">
                 <wp:simplePos x="0" y="0"/>
                 <wp:positionH relativeFrom="column">
-                  <wp:posOffset>2689660</wp:posOffset>
+                  <wp:posOffset>2667503</wp:posOffset>
                 </wp:positionH>
                 <wp:positionV relativeFrom="paragraph">
-                  <wp:posOffset>1518036</wp:posOffset>
+                  <wp:posOffset>1520913</wp:posOffset>
                 </wp:positionV>
                 <wp:extent cx="330979" cy="166254"/>
                 <wp:effectExtent l="0" t="0" r="12065" b="24765"/>
@@ -2412,7 +2876,7 @@
           </mc:Choice>
           <mc:Fallback>
             <w:pict>
-              <v:shape w14:anchorId="5DAB19B7" id="Cuadro de texto 1058522386" o:spid="_x0000_s1035" type="#_x0000_t202" style="position:absolute;margin-left:211.8pt;margin-top:119.55pt;width:26.05pt;height:13.1pt;z-index:251675648;visibility:visible;mso-wrap-style:square;mso-width-percent:0;mso-height-percent:0;mso-wrap-distance-left:9pt;mso-wrap-distance-top:0;mso-wrap-distance-right:9pt;mso-wrap-distance-bottom:0;mso-position-horizontal:absolute;mso-position-horizontal-relative:text;mso-position-vertical:absolute;mso-position-vertical-relative:text;mso-width-percent:0;mso-height-percent:0;mso-width-relative:margin;mso-height-relative:margin;v-text-anchor:top" o:gfxdata="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" fillcolor="white [3201]" strokeweight=".5pt">
+              <v:shape w14:anchorId="5DAB19B7" id="Cuadro de texto 1058522386" o:spid="_x0000_s1035" type="#_x0000_t202" style="position:absolute;margin-left:210.05pt;margin-top:119.75pt;width:26.05pt;height:13.1pt;z-index:251675648;visibility:visible;mso-wrap-style:square;mso-width-percent:0;mso-height-percent:0;mso-wrap-distance-left:9pt;mso-wrap-distance-top:0;mso-wrap-distance-right:9pt;mso-wrap-distance-bottom:0;mso-position-horizontal:absolute;mso-position-horizontal-relative:text;mso-position-vertical:absolute;mso-position-vertical-relative:text;mso-width-percent:0;mso-height-percent:0;mso-width-relative:margin;mso-height-relative:margin;v-text-anchor:top" o:gfxdata="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" fillcolor="white [3201]" strokeweight=".5pt">
                 <v:textbox>
                   <w:txbxContent>
                     <w:p>
@@ -2821,26 +3285,103 @@
           <w:ilvl w:val="0"/>
           <w:numId w:val="6"/>
         </w:numPr>
-      </w:pPr>
-      <w:r>
-        <w:rPr>
-          <w:lang w:val="es-ES"/>
+        <w:tabs>
+          <w:tab w:val="left" w:pos="916"/>
+          <w:tab w:val="left" w:pos="1832"/>
+          <w:tab w:val="left" w:pos="2748"/>
+          <w:tab w:val="left" w:pos="3664"/>
+          <w:tab w:val="left" w:pos="4580"/>
+          <w:tab w:val="left" w:pos="5496"/>
+          <w:tab w:val="left" w:pos="6412"/>
+          <w:tab w:val="left" w:pos="7328"/>
+          <w:tab w:val="left" w:pos="8244"/>
+          <w:tab w:val="left" w:pos="9160"/>
+          <w:tab w:val="left" w:pos="10076"/>
+          <w:tab w:val="left" w:pos="10992"/>
+          <w:tab w:val="left" w:pos="11908"/>
+          <w:tab w:val="left" w:pos="12824"/>
+          <w:tab w:val="left" w:pos="13740"/>
+          <w:tab w:val="left" w:pos="14656"/>
+        </w:tabs>
+        <w:spacing w:after="0" w:line="240" w:lineRule="auto"/>
+        <w:rPr>
+          <w:rFonts w:ascii="Cascadia Mono" w:eastAsia="Times New Roman" w:hAnsi="Cascadia Mono" w:cs="Courier New"/>
+          <w:color w:val="000000"/>
+          <w:sz w:val="18"/>
+          <w:szCs w:val="18"/>
+          <w:lang w:eastAsia="es-AR"/>
+        </w:rPr>
+      </w:pPr>
+      <w:r>
+        <w:rPr>
+          <w:rFonts w:ascii="Cascadia Mono" w:eastAsia="Times New Roman" w:hAnsi="Cascadia Mono" w:cs="Courier New"/>
+          <w:color w:val="000000"/>
+          <w:sz w:val="18"/>
+          <w:szCs w:val="18"/>
+          <w:lang w:eastAsia="es-AR"/>
         </w:rPr>
         <w:lastRenderedPageBreak/>
-        <w:t>GET /api/Usuario/{</w:t>
-      </w:r>
-      <w:r>
-        <w:rPr>
-          <w:highlight w:val="yellow"/>
-          <w:lang w:val="es-ES"/>
-        </w:rPr>
-        <w:t>idUsuario</w:t>
-      </w:r>
-      <w:r>
-        <w:rPr>
-          <w:lang w:val="es-ES"/>
-        </w:rPr>
-        <w:t xml:space="preserve">} </w:t>
+        <w:t>[</w:t>
+      </w:r>
+      <w:proofErr w:type="spellStart"/>
+      <w:r>
+        <w:rPr>
+          <w:rFonts w:ascii="Cascadia Mono" w:eastAsia="Times New Roman" w:hAnsi="Cascadia Mono" w:cs="Courier New"/>
+          <w:color w:val="2B91AF"/>
+          <w:sz w:val="18"/>
+          <w:szCs w:val="18"/>
+          <w:lang w:eastAsia="es-AR"/>
+        </w:rPr>
+        <w:t>Authorize</w:t>
+      </w:r>
+      <w:proofErr w:type="spellEnd"/>
+      <w:r>
+        <w:rPr>
+          <w:rFonts w:ascii="Cascadia Mono" w:eastAsia="Times New Roman" w:hAnsi="Cascadia Mono" w:cs="Courier New"/>
+          <w:color w:val="000000"/>
+          <w:sz w:val="18"/>
+          <w:szCs w:val="18"/>
+          <w:lang w:eastAsia="es-AR"/>
+        </w:rPr>
+        <w:t>]</w:t>
+      </w:r>
+      <w:r>
+        <w:rPr>
+          <w:rFonts w:ascii="Cascadia Mono" w:eastAsia="Times New Roman" w:hAnsi="Cascadia Mono" w:cs="Courier New"/>
+          <w:color w:val="000000"/>
+          <w:sz w:val="18"/>
+          <w:szCs w:val="18"/>
+          <w:lang w:eastAsia="es-AR"/>
+        </w:rPr>
+        <w:t xml:space="preserve"> </w:t>
+      </w:r>
+      <w:r>
+        <w:rPr>
+          <w:bCs/>
+          <w:strike/>
+          <w:sz w:val="24"/>
+          <w:lang w:val="es-ES"/>
+        </w:rPr>
+        <w:t>GET api/Dia/</w:t>
+      </w:r>
+      <w:proofErr w:type="spellStart"/>
+      <w:r>
+        <w:rPr>
+          <w:bCs/>
+          <w:strike/>
+          <w:sz w:val="24"/>
+          <w:lang w:val="es-ES"/>
+        </w:rPr>
+        <w:t>dias</w:t>
+      </w:r>
+      <w:proofErr w:type="spellEnd"/>
+      <w:r>
+        <w:rPr>
+          <w:bCs/>
+          <w:sz w:val="24"/>
+          <w:lang w:val="es-ES"/>
+        </w:rPr>
+        <w:t xml:space="preserve"> </w:t>
       </w:r>
       <w:r>
         <w:rPr>
@@ -2850,65 +3391,80 @@
       </w:r>
       <w:r>
         <w:rPr>
-          <w:lang w:val="es-ES"/>
-        </w:rPr>
-        <w:t xml:space="preserve"> </w:t>
-      </w:r>
-      <w:r>
-        <w:rPr>
-          <w:lang w:val="es-ES"/>
-        </w:rPr>
-        <w:t xml:space="preserve">RES: </w:t>
-      </w:r>
-      <w:r>
-        <w:t>UsuarioDto</w:t>
-      </w:r>
-      <w:r>
-        <w:t xml:space="preserve">? </w:t>
-      </w:r>
-      <w:r>
+          <w:bCs/>
+          <w:sz w:val="24"/>
+          <w:lang w:val="es-ES"/>
+        </w:rPr>
+        <w:t xml:space="preserve"> RES: </w:t>
+      </w:r>
+      <w:proofErr w:type="spellStart"/>
+      <w:r>
+        <w:rPr>
+          <w:bCs/>
+          <w:sz w:val="24"/>
+        </w:rPr>
+        <w:t>DiaDto</w:t>
+      </w:r>
+      <w:proofErr w:type="spellEnd"/>
+      <w:r>
+        <w:rPr>
+          <w:bCs/>
+          <w:sz w:val="24"/>
+        </w:rPr>
+        <w:t xml:space="preserve"> </w:t>
+      </w:r>
+      <w:r>
+        <w:rPr>
+          <w:lang w:val="es-ES"/>
+        </w:rPr>
         <w:sym w:font="Wingdings" w:char="F0E0"/>
       </w:r>
       <w:r>
-        <w:t xml:space="preserve"> Front: Se arma un form de creación de Socio para cargar el usuario obtenido</w:t>
-      </w:r>
-      <w:r>
-        <w:t xml:space="preserve"> con un botón de renovación de cuota </w:t>
-      </w:r>
-      <w:r>
-        <w:rPr>
-          <w:b/>
-          <w:bCs/>
-          <w:color w:val="EE0000"/>
-        </w:rPr>
-        <w:t>(*1.1)</w:t>
-      </w:r>
-      <w:r>
-        <w:t>, que al hacerle clic cambia el formulario para ingresar un nuevo plan y el monto</w:t>
-      </w:r>
-      <w:r>
-        <w:t xml:space="preserve"> </w:t>
-      </w:r>
-      <w:r>
-        <w:sym w:font="Wingdings" w:char="F0E0"/>
-      </w:r>
-      <w:r>
-        <w:t xml:space="preserve"> Front: si se renueva la cuota y estaba “Suspendido” </w:t>
-      </w:r>
-      <w:r>
-        <w:t>o “Eliminado”</w:t>
-      </w:r>
-      <w:r>
-        <w:t xml:space="preserve"> </w:t>
-      </w:r>
-      <w:r>
-        <w:t xml:space="preserve">hay que volverlo a mostrar en el Grid y sacarle el color </w:t>
-      </w:r>
-      <w:r>
-        <w:t xml:space="preserve">rojo </w:t>
-      </w:r>
-      <w:r>
-        <w:t>de la fuente.</w:t>
+        <w:rPr>
+          <w:bCs/>
+          <w:sz w:val="24"/>
+          <w:lang w:val="es-ES"/>
+        </w:rPr>
+        <w:t xml:space="preserve"> </w:t>
+      </w:r>
+      <w:r>
+        <w:rPr>
+          <w:bCs/>
+          <w:sz w:val="24"/>
+        </w:rPr>
+        <w:t xml:space="preserve">Front: Sirve para mostrar en los </w:t>
+      </w:r>
+      <w:proofErr w:type="spellStart"/>
+      <w:r>
+        <w:rPr>
+          <w:bCs/>
+          <w:sz w:val="24"/>
+        </w:rPr>
+        <w:t>CheckBoxes</w:t>
+      </w:r>
+      <w:proofErr w:type="spellEnd"/>
+      <w:r>
+        <w:rPr>
+          <w:bCs/>
+          <w:sz w:val="24"/>
+        </w:rPr>
+        <w:t xml:space="preserve"> de </w:t>
+      </w:r>
+      <w:proofErr w:type="spellStart"/>
+      <w:r>
+        <w:rPr>
+          <w:bCs/>
+          <w:sz w:val="24"/>
+        </w:rPr>
+        <w:t>Dias</w:t>
+      </w:r>
+      <w:proofErr w:type="spellEnd"/>
+      <w:r>
+        <w:rPr>
+          <w:bCs/>
+          <w:sz w:val="24"/>
+        </w:rPr>
+        <w:t xml:space="preserve"> del formulario de usuario, el listado de días disponibles para asignar a la rutina del usuario.</w:t>
       </w:r>
     </w:p>
     <w:p>
@@ -2918,22 +3474,382 @@
           <w:ilvl w:val="0"/>
           <w:numId w:val="6"/>
         </w:numPr>
-      </w:pPr>
-      <w:r>
+        <w:tabs>
+          <w:tab w:val="left" w:pos="916"/>
+          <w:tab w:val="left" w:pos="1832"/>
+          <w:tab w:val="left" w:pos="2748"/>
+          <w:tab w:val="left" w:pos="3664"/>
+          <w:tab w:val="left" w:pos="4580"/>
+          <w:tab w:val="left" w:pos="5496"/>
+          <w:tab w:val="left" w:pos="6412"/>
+          <w:tab w:val="left" w:pos="7328"/>
+          <w:tab w:val="left" w:pos="8244"/>
+          <w:tab w:val="left" w:pos="9160"/>
+          <w:tab w:val="left" w:pos="10076"/>
+          <w:tab w:val="left" w:pos="10992"/>
+          <w:tab w:val="left" w:pos="11908"/>
+          <w:tab w:val="left" w:pos="12824"/>
+          <w:tab w:val="left" w:pos="13740"/>
+          <w:tab w:val="left" w:pos="14656"/>
+        </w:tabs>
+        <w:spacing w:after="0" w:line="240" w:lineRule="auto"/>
+        <w:rPr>
+          <w:rFonts w:ascii="Cascadia Mono" w:eastAsia="Times New Roman" w:hAnsi="Cascadia Mono" w:cs="Courier New"/>
+          <w:color w:val="000000"/>
+          <w:sz w:val="18"/>
+          <w:szCs w:val="18"/>
+          <w:lang w:eastAsia="es-AR"/>
+        </w:rPr>
+      </w:pPr>
+      <w:r>
+        <w:rPr>
+          <w:rFonts w:ascii="Cascadia Mono" w:eastAsia="Times New Roman" w:hAnsi="Cascadia Mono" w:cs="Courier New"/>
+          <w:color w:val="000000"/>
+          <w:sz w:val="18"/>
+          <w:szCs w:val="18"/>
+          <w:lang w:val="en-US" w:eastAsia="es-AR"/>
+        </w:rPr>
+        <w:t>[</w:t>
+      </w:r>
+      <w:r>
+        <w:rPr>
+          <w:rFonts w:ascii="Cascadia Mono" w:eastAsia="Times New Roman" w:hAnsi="Cascadia Mono" w:cs="Courier New"/>
+          <w:color w:val="2B91AF"/>
+          <w:sz w:val="18"/>
+          <w:szCs w:val="18"/>
+          <w:lang w:val="en-US" w:eastAsia="es-AR"/>
+        </w:rPr>
+        <w:t>Authorize</w:t>
+      </w:r>
+      <w:r>
+        <w:rPr>
+          <w:rFonts w:ascii="Cascadia Mono" w:eastAsia="Times New Roman" w:hAnsi="Cascadia Mono" w:cs="Courier New"/>
+          <w:color w:val="000000"/>
+          <w:sz w:val="18"/>
+          <w:szCs w:val="18"/>
+          <w:lang w:val="en-US" w:eastAsia="es-AR"/>
+        </w:rPr>
+        <w:t>]</w:t>
+      </w:r>
+      <w:r>
+        <w:rPr>
+          <w:rFonts w:ascii="Cascadia Mono" w:eastAsia="Times New Roman" w:hAnsi="Cascadia Mono" w:cs="Courier New"/>
+          <w:color w:val="000000"/>
+          <w:sz w:val="18"/>
+          <w:szCs w:val="18"/>
+          <w:lang w:val="en-US" w:eastAsia="es-AR"/>
+        </w:rPr>
+        <w:t xml:space="preserve"> </w:t>
+      </w:r>
+      <w:r>
+        <w:rPr>
+          <w:strike/>
+          <w:lang w:val="en-US"/>
+        </w:rPr>
+        <w:t>GET /</w:t>
+      </w:r>
+      <w:proofErr w:type="spellStart"/>
+      <w:r>
+        <w:rPr>
+          <w:strike/>
+          <w:lang w:val="en-US"/>
+        </w:rPr>
+        <w:t>api</w:t>
+      </w:r>
+      <w:proofErr w:type="spellEnd"/>
+      <w:r>
+        <w:rPr>
+          <w:strike/>
+          <w:lang w:val="en-US"/>
+        </w:rPr>
+        <w:t>/</w:t>
+      </w:r>
+      <w:proofErr w:type="spellStart"/>
+      <w:r>
+        <w:rPr>
+          <w:strike/>
+          <w:lang w:val="en-US"/>
+        </w:rPr>
+        <w:t>Usuario</w:t>
+      </w:r>
+      <w:proofErr w:type="spellEnd"/>
+      <w:r>
+        <w:rPr>
+          <w:strike/>
+          <w:lang w:val="en-US"/>
+        </w:rPr>
+        <w:t>/{</w:t>
+      </w:r>
+      <w:proofErr w:type="spellStart"/>
+      <w:r>
+        <w:rPr>
+          <w:strike/>
+          <w:highlight w:val="yellow"/>
+          <w:lang w:val="en-US"/>
+        </w:rPr>
+        <w:t>idUsuario</w:t>
+      </w:r>
+      <w:proofErr w:type="spellEnd"/>
+      <w:r>
+        <w:rPr>
+          <w:strike/>
+          <w:lang w:val="en-US"/>
+        </w:rPr>
+        <w:t>}</w:t>
+      </w:r>
+      <w:r>
+        <w:rPr>
+          <w:lang w:val="en-US"/>
+        </w:rPr>
+        <w:t xml:space="preserve"> </w:t>
+      </w:r>
+      <w:r>
+        <w:rPr>
+          <w:lang w:val="es-ES"/>
+        </w:rPr>
+        <w:sym w:font="Wingdings" w:char="F0E0"/>
+      </w:r>
+      <w:r>
+        <w:rPr>
+          <w:lang w:val="en-US"/>
+        </w:rPr>
+        <w:t xml:space="preserve"> RES: </w:t>
+      </w:r>
+      <w:proofErr w:type="spellStart"/>
+      <w:r>
+        <w:rPr>
+          <w:lang w:val="en-US"/>
+        </w:rPr>
+        <w:t>UsuarioDto</w:t>
+      </w:r>
+      <w:proofErr w:type="spellEnd"/>
+      <w:r>
+        <w:rPr>
+          <w:lang w:val="en-US"/>
+        </w:rPr>
+        <w:t xml:space="preserve">? </w:t>
+      </w:r>
+      <w:r>
+        <w:sym w:font="Wingdings" w:char="F0E0"/>
+      </w:r>
+      <w:r>
+        <w:rPr>
+          <w:lang w:val="en-US"/>
+        </w:rPr>
+        <w:t xml:space="preserve"> </w:t>
+      </w:r>
+      <w:r>
+        <w:t xml:space="preserve">Front: Se arma un </w:t>
+      </w:r>
+      <w:proofErr w:type="spellStart"/>
+      <w:r>
+        <w:t>form</w:t>
+      </w:r>
+      <w:proofErr w:type="spellEnd"/>
+      <w:r>
+        <w:t xml:space="preserve"> de creación de Socio para cargar el usuario obtenido</w:t>
+      </w:r>
+      <w:r>
+        <w:t xml:space="preserve"> con un botón de renovación de cuota </w:t>
+      </w:r>
+      <w:r>
+        <w:rPr>
+          <w:b/>
+          <w:bCs/>
+          <w:color w:val="EE0000"/>
+        </w:rPr>
+        <w:t>(*1.1)</w:t>
+      </w:r>
+      <w:r>
+        <w:t>, que al hacerle clic cambia el formulario para ingresar un nuevo plan y el monto</w:t>
+      </w:r>
+      <w:r>
+        <w:t xml:space="preserve"> </w:t>
+      </w:r>
+      <w:r>
+        <w:sym w:font="Wingdings" w:char="F0E0"/>
+      </w:r>
+      <w:r>
+        <w:t xml:space="preserve"> Front: si se renueva la cuota y estaba “Suspendido” </w:t>
+      </w:r>
+      <w:r>
+        <w:t>o “Eliminado”</w:t>
+      </w:r>
+      <w:r>
+        <w:t xml:space="preserve"> </w:t>
+      </w:r>
+      <w:r>
+        <w:t xml:space="preserve">hay que volverlo a mostrar en el </w:t>
+      </w:r>
+      <w:proofErr w:type="spellStart"/>
+      <w:r>
+        <w:t>Grid</w:t>
+      </w:r>
+      <w:proofErr w:type="spellEnd"/>
+      <w:r>
+        <w:t xml:space="preserve"> y sacarle el color </w:t>
+      </w:r>
+      <w:r>
+        <w:t xml:space="preserve">rojo </w:t>
+      </w:r>
+      <w:r>
+        <w:t>de la fuente.</w:t>
+      </w:r>
+    </w:p>
+    <w:p>
+      <w:pPr>
+        <w:pStyle w:val="Prrafodelista"/>
+        <w:numPr>
+          <w:ilvl w:val="0"/>
+          <w:numId w:val="6"/>
+        </w:numPr>
+        <w:tabs>
+          <w:tab w:val="left" w:pos="916"/>
+          <w:tab w:val="left" w:pos="1832"/>
+          <w:tab w:val="left" w:pos="2748"/>
+          <w:tab w:val="left" w:pos="3664"/>
+          <w:tab w:val="left" w:pos="4580"/>
+          <w:tab w:val="left" w:pos="5496"/>
+          <w:tab w:val="left" w:pos="6412"/>
+          <w:tab w:val="left" w:pos="7328"/>
+          <w:tab w:val="left" w:pos="8244"/>
+          <w:tab w:val="left" w:pos="9160"/>
+          <w:tab w:val="left" w:pos="10076"/>
+          <w:tab w:val="left" w:pos="10992"/>
+          <w:tab w:val="left" w:pos="11908"/>
+          <w:tab w:val="left" w:pos="12824"/>
+          <w:tab w:val="left" w:pos="13740"/>
+          <w:tab w:val="left" w:pos="14656"/>
+        </w:tabs>
+      </w:pPr>
+      <w:r>
+        <w:rPr>
+          <w:strike/>
+        </w:rPr>
+        <w:t>POST /api/Auth/</w:t>
+      </w:r>
+      <w:r>
+        <w:rPr>
+          <w:strike/>
+        </w:rPr>
+        <w:t>socio/</w:t>
+      </w:r>
+      <w:proofErr w:type="spellStart"/>
+      <w:r>
+        <w:rPr>
+          <w:strike/>
+        </w:rPr>
+        <w:t>change-password</w:t>
+      </w:r>
+      <w:proofErr w:type="spellEnd"/>
+      <w:r>
+        <w:rPr>
+          <w:strike/>
+        </w:rPr>
+        <w:t xml:space="preserve"> </w:t>
+      </w:r>
+      <w:r>
+        <w:rPr>
+          <w:lang w:val="en-US"/>
+        </w:rPr>
+        <w:sym w:font="Wingdings" w:char="F0E0"/>
+      </w:r>
+      <w:r>
+        <w:t xml:space="preserve"> REQ: </w:t>
+      </w:r>
+      <w:proofErr w:type="spellStart"/>
+      <w:r>
+        <w:t>ChangePasswordRequestDto</w:t>
+      </w:r>
+      <w:proofErr w:type="spellEnd"/>
+      <w:r>
+        <w:t xml:space="preserve"> </w:t>
+      </w:r>
+      <w:r>
+        <w:rPr>
+          <w:lang w:val="en-US"/>
+        </w:rPr>
+        <w:sym w:font="Wingdings" w:char="F0E0"/>
+      </w:r>
+      <w:r>
+        <w:t xml:space="preserve"> </w:t>
+      </w:r>
+      <w:r>
+        <w:t xml:space="preserve">Front: usará este </w:t>
+      </w:r>
+      <w:proofErr w:type="spellStart"/>
+      <w:r>
+        <w:t>e</w:t>
+      </w:r>
+      <w:r>
+        <w:t>ndpoint</w:t>
+      </w:r>
+      <w:proofErr w:type="spellEnd"/>
+      <w:r>
+        <w:t xml:space="preserve"> para cambiar la contraseña autenticado dentro del sistema, requiere </w:t>
+      </w:r>
+      <w:r>
+        <w:t xml:space="preserve">un campo con </w:t>
+      </w:r>
+      <w:r>
+        <w:t>la contraseña actual</w:t>
+      </w:r>
+      <w:r>
+        <w:t xml:space="preserve"> </w:t>
+      </w:r>
+      <w:r>
+        <w:t xml:space="preserve">y la nueva </w:t>
+      </w:r>
+      <w:r>
+        <w:sym w:font="Wingdings" w:char="F0E0"/>
+      </w:r>
+      <w:r>
+        <w:t xml:space="preserve"> Policy: </w:t>
+      </w:r>
+      <w:proofErr w:type="spellStart"/>
+      <w:r>
+        <w:t>CambiarContrasenaSocio</w:t>
+      </w:r>
+      <w:proofErr w:type="spellEnd"/>
+      <w:r>
+        <w:t>.</w:t>
+      </w:r>
+    </w:p>
+    <w:p>
+      <w:pPr>
+        <w:pStyle w:val="Prrafodelista"/>
+        <w:numPr>
+          <w:ilvl w:val="0"/>
+          <w:numId w:val="6"/>
+        </w:numPr>
+      </w:pPr>
+      <w:r>
+        <w:rPr>
+          <w:strike/>
+        </w:rPr>
         <w:t>PUT /api/Usuario/</w:t>
       </w:r>
       <w:r>
+        <w:rPr>
+          <w:strike/>
+        </w:rPr>
         <w:t>socio/</w:t>
       </w:r>
       <w:r>
+        <w:rPr>
+          <w:strike/>
+        </w:rPr>
         <w:t>{</w:t>
       </w:r>
-      <w:r>
-        <w:rPr>
+      <w:proofErr w:type="spellStart"/>
+      <w:r>
+        <w:rPr>
+          <w:strike/>
           <w:highlight w:val="yellow"/>
         </w:rPr>
         <w:t>idUsuario</w:t>
       </w:r>
+      <w:proofErr w:type="spellEnd"/>
       <w:r>
         <w:t xml:space="preserve">} </w:t>
       </w:r>
@@ -2944,7 +3860,28 @@
         <w:sym w:font="Wingdings" w:char="F0E0"/>
       </w:r>
       <w:r>
-        <w:t xml:space="preserve"> REQ: UsuarioUpdateDto, RES: UsuarioDto? </w:t>
+        <w:t xml:space="preserve"> REQ: </w:t>
+      </w:r>
+      <w:proofErr w:type="spellStart"/>
+      <w:r>
+        <w:t>UsuarioUpdateDto</w:t>
+      </w:r>
+      <w:proofErr w:type="spellEnd"/>
+      <w:r>
+        <w:t xml:space="preserve">, RES: </w:t>
+      </w:r>
+      <w:proofErr w:type="spellStart"/>
+      <w:proofErr w:type="gramStart"/>
+      <w:r>
+        <w:t>UsuarioDto</w:t>
+      </w:r>
+      <w:proofErr w:type="spellEnd"/>
+      <w:r>
+        <w:t>?</w:t>
+      </w:r>
+      <w:proofErr w:type="gramEnd"/>
+      <w:r>
+        <w:t xml:space="preserve"> </w:t>
       </w:r>
       <w:r>
         <w:sym w:font="Wingdings" w:char="F0E0"/>
@@ -2976,11 +3913,48 @@
       <w:r>
         <w:t xml:space="preserve">: </w:t>
       </w:r>
+      <w:proofErr w:type="spellStart"/>
       <w:r>
         <w:t>EditarUsuarioSocio</w:t>
       </w:r>
+      <w:proofErr w:type="spellEnd"/>
       <w:r>
         <w:t>.</w:t>
+      </w:r>
+    </w:p>
+    <w:p>
+      <w:pPr>
+        <w:pStyle w:val="Prrafodelista"/>
+        <w:numPr>
+          <w:ilvl w:val="0"/>
+          <w:numId w:val="6"/>
+        </w:numPr>
+      </w:pPr>
+      <w:r>
+        <w:t xml:space="preserve">Sigue en </w:t>
+      </w:r>
+      <w:r>
+        <w:sym w:font="Wingdings" w:char="F0E0"/>
+      </w:r>
+      <w:r>
+        <w:t xml:space="preserve"> </w:t>
+      </w:r>
+      <w:r>
+        <w:rPr>
+          <w:b/>
+          <w:bCs/>
+          <w:color w:val="EE0000"/>
+        </w:rPr>
+        <w:t>(2)</w:t>
+      </w:r>
+      <w:r>
+        <w:rPr>
+          <w:color w:val="EE0000"/>
+        </w:rPr>
+        <w:t xml:space="preserve"> </w:t>
+      </w:r>
+      <w:r>
+        <w:t>2. ...</w:t>
       </w:r>
       <w:r>
         <w:br/>
@@ -3156,6 +4130,7 @@
         </w:rPr>
         <w:t>{</w:t>
       </w:r>
+      <w:proofErr w:type="spellStart"/>
       <w:r>
         <w:rPr>
           <w:highlight w:val="yellow"/>
@@ -3163,6 +4138,7 @@
         </w:rPr>
         <w:t>idUsuario</w:t>
       </w:r>
+      <w:proofErr w:type="spellEnd"/>
       <w:r>
         <w:rPr>
           <w:lang w:val="es-ES"/>
@@ -3181,9 +4157,11 @@
         </w:rPr>
         <w:t xml:space="preserve"> RES: </w:t>
       </w:r>
+      <w:proofErr w:type="spellStart"/>
       <w:r>
         <w:t>UsuarioDto</w:t>
       </w:r>
+      <w:proofErr w:type="spellEnd"/>
       <w:r>
         <w:t xml:space="preserve"> </w:t>
       </w:r>
@@ -3244,7 +4222,21 @@
         <w:rPr>
           <w:lang w:val="es-ES"/>
         </w:rPr>
-        <w:t xml:space="preserve">, al hacer clic se ejecuta la baja lógica y cambia el estado a Eliminado, ocultandose </w:t>
+        <w:t xml:space="preserve">, al hacer clic se ejecuta la baja lógica y cambia el estado a Eliminado, </w:t>
+      </w:r>
+      <w:proofErr w:type="spellStart"/>
+      <w:r>
+        <w:rPr>
+          <w:lang w:val="es-ES"/>
+        </w:rPr>
+        <w:t>ocultandose</w:t>
+      </w:r>
+      <w:proofErr w:type="spellEnd"/>
+      <w:r>
+        <w:rPr>
+          <w:lang w:val="es-ES"/>
+        </w:rPr>
+        <w:t xml:space="preserve"> </w:t>
       </w:r>
       <w:r>
         <w:rPr>
@@ -3256,7 +4248,35 @@
         <w:rPr>
           <w:lang w:val="es-ES"/>
         </w:rPr>
-        <w:t>del Grid si el checkbox “Mostrar Socios Eliminados” está deshabilitado</w:t>
+        <w:t xml:space="preserve">del </w:t>
+      </w:r>
+      <w:proofErr w:type="spellStart"/>
+      <w:r>
+        <w:rPr>
+          <w:lang w:val="es-ES"/>
+        </w:rPr>
+        <w:t>Grid</w:t>
+      </w:r>
+      <w:proofErr w:type="spellEnd"/>
+      <w:r>
+        <w:rPr>
+          <w:lang w:val="es-ES"/>
+        </w:rPr>
+        <w:t xml:space="preserve"> si el </w:t>
+      </w:r>
+      <w:proofErr w:type="spellStart"/>
+      <w:r>
+        <w:rPr>
+          <w:lang w:val="es-ES"/>
+        </w:rPr>
+        <w:t>checkbox</w:t>
+      </w:r>
+      <w:proofErr w:type="spellEnd"/>
+      <w:r>
+        <w:rPr>
+          <w:lang w:val="es-ES"/>
+        </w:rPr>
+        <w:t xml:space="preserve"> “Mostrar Socios Eliminados” está deshabilitado</w:t>
       </w:r>
       <w:r>
         <w:rPr>
@@ -3282,9 +4302,11 @@
       <w:r>
         <w:t xml:space="preserve">y: </w:t>
       </w:r>
+      <w:proofErr w:type="spellStart"/>
       <w:r>
         <w:t>EliminarUsuario</w:t>
       </w:r>
+      <w:proofErr w:type="spellEnd"/>
       <w:r>
         <w:t>.</w:t>
       </w:r>
@@ -3351,21 +4373,47 @@
       </w:pPr>
       <w:r>
         <w:rPr>
-          <w:lang w:val="es-ES"/>
-        </w:rPr>
+          <w:strike/>
+          <w:lang w:val="es-ES"/>
+        </w:rPr>
+        <w:lastRenderedPageBreak/>
         <w:t>DELETE api/Usuario/</w:t>
       </w:r>
       <w:r>
         <w:rPr>
+          <w:strike/>
           <w:lang w:val="es-ES"/>
         </w:rPr>
         <w:t>socio/</w:t>
       </w:r>
       <w:r>
         <w:rPr>
-          <w:lang w:val="es-ES"/>
-        </w:rPr>
-        <w:t xml:space="preserve">{idUsuario} </w:t>
+          <w:strike/>
+          <w:lang w:val="es-ES"/>
+        </w:rPr>
+        <w:t>{</w:t>
+      </w:r>
+      <w:proofErr w:type="spellStart"/>
+      <w:r>
+        <w:rPr>
+          <w:strike/>
+          <w:lang w:val="es-ES"/>
+        </w:rPr>
+        <w:t>idUsuario</w:t>
+      </w:r>
+      <w:proofErr w:type="spellEnd"/>
+      <w:r>
+        <w:rPr>
+          <w:strike/>
+          <w:lang w:val="es-ES"/>
+        </w:rPr>
+        <w:t>}</w:t>
+      </w:r>
+      <w:r>
+        <w:rPr>
+          <w:lang w:val="es-ES"/>
+        </w:rPr>
+        <w:t xml:space="preserve"> </w:t>
       </w:r>
       <w:r>
         <w:rPr>
@@ -3379,9 +4427,11 @@
         </w:rPr>
         <w:t xml:space="preserve"> RES: </w:t>
       </w:r>
+      <w:proofErr w:type="spellStart"/>
       <w:r>
         <w:t>UsuarioDto</w:t>
       </w:r>
+      <w:proofErr w:type="spellEnd"/>
       <w:r>
         <w:rPr>
           <w:lang w:val="es-ES"/>
@@ -3410,7 +4460,21 @@
         <w:rPr>
           <w:lang w:val="es-ES"/>
         </w:rPr>
-        <w:t xml:space="preserve">en el form de Consultar Socio está el </w:t>
+        <w:t xml:space="preserve">en el </w:t>
+      </w:r>
+      <w:proofErr w:type="spellStart"/>
+      <w:r>
+        <w:rPr>
+          <w:lang w:val="es-ES"/>
+        </w:rPr>
+        <w:t>form</w:t>
+      </w:r>
+      <w:proofErr w:type="spellEnd"/>
+      <w:r>
+        <w:rPr>
+          <w:lang w:val="es-ES"/>
+        </w:rPr>
+        <w:t xml:space="preserve"> de Consultar Socio está el </w:t>
       </w:r>
       <w:r>
         <w:rPr>
@@ -3475,6 +4539,7 @@
       <w:r>
         <w:t xml:space="preserve"> Policy: </w:t>
       </w:r>
+      <w:proofErr w:type="spellStart"/>
       <w:r>
         <w:t>EliminarUsuario</w:t>
       </w:r>
@@ -3484,6 +4549,7 @@
       <w:r>
         <w:t>Definitivamente</w:t>
       </w:r>
+      <w:proofErr w:type="spellEnd"/>
       <w:r>
         <w:t>.</w:t>
       </w:r>
@@ -3497,7 +4563,6 @@
         <w:rPr>
           <w:noProof/>
         </w:rPr>
-        <w:lastRenderedPageBreak/>
         <w:drawing>
           <wp:inline distT="0" distB="0" distL="0" distR="0" wp14:anchorId="4135EF0A" wp14:editId="4ADC60D3">
             <wp:extent cx="5186848" cy="2215877"/>
@@ -3750,6 +4815,7 @@
         </w:rPr>
         <w:t>{</w:t>
       </w:r>
+      <w:proofErr w:type="spellStart"/>
       <w:r>
         <w:rPr>
           <w:bCs/>
@@ -3758,6 +4824,7 @@
         </w:rPr>
         <w:t>idUsuarioSocio</w:t>
       </w:r>
+      <w:proofErr w:type="spellEnd"/>
       <w:r>
         <w:rPr>
           <w:bCs/>
@@ -3772,7 +4839,23 @@
         <w:sym w:font="Wingdings" w:char="F0E0"/>
       </w:r>
       <w:r>
-        <w:t xml:space="preserve"> RES: IEnumerable&lt;TurnoDto&gt; </w:t>
+        <w:t xml:space="preserve"> RES: </w:t>
+      </w:r>
+      <w:proofErr w:type="spellStart"/>
+      <w:r>
+        <w:t>IEnumerable</w:t>
+      </w:r>
+      <w:proofErr w:type="spellEnd"/>
+      <w:r>
+        <w:t>&lt;</w:t>
+      </w:r>
+      <w:proofErr w:type="spellStart"/>
+      <w:r>
+        <w:t>TurnoDto</w:t>
+      </w:r>
+      <w:proofErr w:type="spellEnd"/>
+      <w:r>
+        <w:t xml:space="preserve">&gt; </w:t>
       </w:r>
       <w:r>
         <w:sym w:font="Wingdings" w:char="F0E0"/>
@@ -3784,23 +4867,49 @@
         <w:t>Front: se cargan lo</w:t>
       </w:r>
       <w:r>
-        <w:t xml:space="preserve">s turnos del usuario selecionado en un Grid </w:t>
+        <w:t xml:space="preserve">s turnos del usuario </w:t>
+      </w:r>
+      <w:proofErr w:type="spellStart"/>
+      <w:r>
+        <w:t>selecionado</w:t>
+      </w:r>
+      <w:proofErr w:type="spellEnd"/>
+      <w:r>
+        <w:t xml:space="preserve"> en un </w:t>
+      </w:r>
+      <w:proofErr w:type="spellStart"/>
+      <w:r>
+        <w:t>Grid</w:t>
+      </w:r>
+      <w:proofErr w:type="spellEnd"/>
+      <w:r>
+        <w:t xml:space="preserve"> </w:t>
       </w:r>
       <w:r>
         <w:sym w:font="Wingdings" w:char="F0E0"/>
       </w:r>
       <w:r>
-        <w:t xml:space="preserve"> Usuario: Seleciona un turno</w:t>
+        <w:t xml:space="preserve"> Usuario: </w:t>
+      </w:r>
+      <w:proofErr w:type="spellStart"/>
+      <w:r>
+        <w:t>Seleciona</w:t>
+      </w:r>
+      <w:proofErr w:type="spellEnd"/>
+      <w:r>
+        <w:t xml:space="preserve"> un turno</w:t>
       </w:r>
       <w:r>
         <w:t xml:space="preserve"> (sistema obtiene </w:t>
       </w:r>
+      <w:proofErr w:type="spellStart"/>
       <w:r>
         <w:rPr>
           <w:highlight w:val="cyan"/>
         </w:rPr>
         <w:t>IdTurno</w:t>
       </w:r>
+      <w:proofErr w:type="spellEnd"/>
       <w:r>
         <w:t>)</w:t>
       </w:r>
@@ -3860,7 +4969,23 @@
         <w:sym w:font="Wingdings" w:char="F0E0"/>
       </w:r>
       <w:r>
-        <w:t xml:space="preserve"> RES: IEnumerable&lt;TurnoDto&gt; </w:t>
+        <w:t xml:space="preserve"> RES: </w:t>
+      </w:r>
+      <w:proofErr w:type="spellStart"/>
+      <w:r>
+        <w:t>IEnumerable</w:t>
+      </w:r>
+      <w:proofErr w:type="spellEnd"/>
+      <w:r>
+        <w:t>&lt;</w:t>
+      </w:r>
+      <w:proofErr w:type="spellStart"/>
+      <w:r>
+        <w:t>TurnoDto</w:t>
+      </w:r>
+      <w:proofErr w:type="spellEnd"/>
+      <w:r>
+        <w:t xml:space="preserve">&gt; </w:t>
       </w:r>
       <w:r>
         <w:sym w:font="Wingdings" w:char="F0E0"/>
@@ -3869,20 +4994,38 @@
         <w:t xml:space="preserve"> Front: se cargan lo</w:t>
       </w:r>
       <w:r>
-        <w:t xml:space="preserve">s turnos del usuario en un Grid </w:t>
+        <w:t xml:space="preserve">s turnos del usuario en un </w:t>
+      </w:r>
+      <w:proofErr w:type="spellStart"/>
+      <w:r>
+        <w:t>Grid</w:t>
+      </w:r>
+      <w:proofErr w:type="spellEnd"/>
+      <w:r>
+        <w:t xml:space="preserve"> </w:t>
       </w:r>
       <w:r>
         <w:sym w:font="Wingdings" w:char="F0E0"/>
       </w:r>
       <w:r>
-        <w:t xml:space="preserve"> Usuario: Seleciona un turno (sistema obtiene </w:t>
-      </w:r>
+        <w:t xml:space="preserve"> Usuario: </w:t>
+      </w:r>
+      <w:proofErr w:type="spellStart"/>
+      <w:r>
+        <w:t>Seleciona</w:t>
+      </w:r>
+      <w:proofErr w:type="spellEnd"/>
+      <w:r>
+        <w:t xml:space="preserve"> un turno (sistema obtiene </w:t>
+      </w:r>
+      <w:proofErr w:type="spellStart"/>
       <w:r>
         <w:rPr>
           <w:highlight w:val="cyan"/>
         </w:rPr>
         <w:t>IdTurno</w:t>
       </w:r>
+      <w:proofErr w:type="spellEnd"/>
       <w:r>
         <w:t xml:space="preserve">) para cancelarlo o agrega uno nuevo </w:t>
       </w:r>
@@ -3890,7 +5033,15 @@
         <w:sym w:font="Wingdings" w:char="F0E0"/>
       </w:r>
       <w:r>
-        <w:t xml:space="preserve"> Backend: </w:t>
+        <w:t xml:space="preserve"> </w:t>
+      </w:r>
+      <w:proofErr w:type="spellStart"/>
+      <w:r>
+        <w:t>Backend</w:t>
+      </w:r>
+      <w:proofErr w:type="spellEnd"/>
+      <w:r>
+        <w:t xml:space="preserve">: </w:t>
       </w:r>
       <w:r>
         <w:t>obtiene</w:t>
@@ -3902,6 +5053,7 @@
         </w:rPr>
         <w:t xml:space="preserve"> </w:t>
       </w:r>
+      <w:proofErr w:type="spellStart"/>
       <w:r>
         <w:rPr>
           <w:bCs/>
@@ -3910,6 +5062,7 @@
         </w:rPr>
         <w:t>idUsuarioSocio</w:t>
       </w:r>
+      <w:proofErr w:type="spellEnd"/>
       <w:r>
         <w:rPr>
           <w:bCs/>
@@ -4063,6 +5216,7 @@
         </w:rPr>
         <w:t>PATCH api/Turno/asistente/cancelar/{</w:t>
       </w:r>
+      <w:proofErr w:type="spellStart"/>
       <w:r>
         <w:rPr>
           <w:bCs/>
@@ -4071,6 +5225,7 @@
         </w:rPr>
         <w:t>idTurno</w:t>
       </w:r>
+      <w:proofErr w:type="spellEnd"/>
       <w:r>
         <w:rPr>
           <w:bCs/>
@@ -4089,7 +5244,23 @@
           <w:bCs/>
           <w:sz w:val="24"/>
         </w:rPr>
-        <w:t xml:space="preserve"> Front: Se apreta el </w:t>
+        <w:t xml:space="preserve"> Front: Se </w:t>
+      </w:r>
+      <w:proofErr w:type="spellStart"/>
+      <w:r>
+        <w:rPr>
+          <w:bCs/>
+          <w:sz w:val="24"/>
+        </w:rPr>
+        <w:t>apreta</w:t>
+      </w:r>
+      <w:proofErr w:type="spellEnd"/>
+      <w:r>
+        <w:rPr>
+          <w:bCs/>
+          <w:sz w:val="24"/>
+        </w:rPr>
+        <w:t xml:space="preserve"> el </w:t>
       </w:r>
       <w:r>
         <w:rPr>
@@ -4103,7 +5274,23 @@
           <w:bCs/>
           <w:sz w:val="24"/>
         </w:rPr>
-        <w:t xml:space="preserve"> de cancelar turno, se muestra un mensaje de confirmacion "¿Confirma que desea cancelar este turno?" y se cancela el turno seleccionado</w:t>
+        <w:t xml:space="preserve"> de cancelar turno, se muestra un mensaje de </w:t>
+      </w:r>
+      <w:proofErr w:type="spellStart"/>
+      <w:r>
+        <w:rPr>
+          <w:bCs/>
+          <w:sz w:val="24"/>
+        </w:rPr>
+        <w:t>confirmacion</w:t>
+      </w:r>
+      <w:proofErr w:type="spellEnd"/>
+      <w:r>
+        <w:rPr>
+          <w:bCs/>
+          <w:sz w:val="24"/>
+        </w:rPr>
+        <w:t xml:space="preserve"> "¿Confirma que desea cancelar este turno?" y se cancela el turno seleccionado</w:t>
       </w:r>
       <w:r>
         <w:rPr>
@@ -4123,7 +5310,23 @@
           <w:bCs/>
           <w:sz w:val="24"/>
         </w:rPr>
-        <w:t xml:space="preserve"> Policy: CancelarTurno.</w:t>
+        <w:t xml:space="preserve"> Policy: </w:t>
+      </w:r>
+      <w:proofErr w:type="spellStart"/>
+      <w:r>
+        <w:rPr>
+          <w:bCs/>
+          <w:sz w:val="24"/>
+        </w:rPr>
+        <w:t>CancelarTurno</w:t>
+      </w:r>
+      <w:proofErr w:type="spellEnd"/>
+      <w:r>
+        <w:rPr>
+          <w:bCs/>
+          <w:sz w:val="24"/>
+        </w:rPr>
+        <w:t>.</w:t>
       </w:r>
       <w:r>
         <w:rPr>
@@ -4166,6 +5369,7 @@
         </w:rPr>
         <w:t>PATCH api/Turno/asistente/cancelar/{</w:t>
       </w:r>
+      <w:proofErr w:type="spellStart"/>
       <w:r>
         <w:rPr>
           <w:bCs/>
@@ -4174,6 +5378,7 @@
         </w:rPr>
         <w:t>idTurno</w:t>
       </w:r>
+      <w:proofErr w:type="spellEnd"/>
       <w:r>
         <w:rPr>
           <w:bCs/>
@@ -4192,7 +5397,23 @@
           <w:bCs/>
           <w:sz w:val="24"/>
         </w:rPr>
-        <w:t xml:space="preserve"> Front: Se apreta el </w:t>
+        <w:t xml:space="preserve"> Front: Se </w:t>
+      </w:r>
+      <w:proofErr w:type="spellStart"/>
+      <w:r>
+        <w:rPr>
+          <w:bCs/>
+          <w:sz w:val="24"/>
+        </w:rPr>
+        <w:t>apreta</w:t>
+      </w:r>
+      <w:proofErr w:type="spellEnd"/>
+      <w:r>
+        <w:rPr>
+          <w:bCs/>
+          <w:sz w:val="24"/>
+        </w:rPr>
+        <w:t xml:space="preserve"> el </w:t>
       </w:r>
       <w:r>
         <w:rPr>
@@ -4206,7 +5427,23 @@
           <w:bCs/>
           <w:sz w:val="24"/>
         </w:rPr>
-        <w:t xml:space="preserve"> de cancelar turno, se muestra un mensaje de confirmacion "¿Confirma que desea cancelar este turno?" y se cancela el turno seleccionado </w:t>
+        <w:t xml:space="preserve"> de cancelar turno, se muestra un mensaje de </w:t>
+      </w:r>
+      <w:proofErr w:type="spellStart"/>
+      <w:r>
+        <w:rPr>
+          <w:bCs/>
+          <w:sz w:val="24"/>
+        </w:rPr>
+        <w:t>confirmacion</w:t>
+      </w:r>
+      <w:proofErr w:type="spellEnd"/>
+      <w:r>
+        <w:rPr>
+          <w:bCs/>
+          <w:sz w:val="24"/>
+        </w:rPr>
+        <w:t xml:space="preserve"> "¿Confirma que desea cancelar este turno?" y se cancela el turno seleccionado </w:t>
       </w:r>
       <w:r>
         <w:rPr>
@@ -4221,6 +5458,7 @@
         </w:rPr>
         <w:t xml:space="preserve"> Policy: </w:t>
       </w:r>
+      <w:proofErr w:type="spellStart"/>
       <w:r>
         <w:rPr>
           <w:bCs/>
@@ -4228,6 +5466,7 @@
         </w:rPr>
         <w:t>SoloSocio</w:t>
       </w:r>
+      <w:proofErr w:type="spellEnd"/>
       <w:r>
         <w:rPr>
           <w:bCs/>
@@ -4359,7 +5598,31 @@
           <w:bCs/>
           <w:sz w:val="24"/>
         </w:rPr>
-        <w:t>GET api/DiaRangoHorario/grilla-por-dia</w:t>
+        <w:t>GET api/</w:t>
+      </w:r>
+      <w:proofErr w:type="spellStart"/>
+      <w:r>
+        <w:rPr>
+          <w:bCs/>
+          <w:sz w:val="24"/>
+        </w:rPr>
+        <w:t>DiaRangoHorario</w:t>
+      </w:r>
+      <w:proofErr w:type="spellEnd"/>
+      <w:r>
+        <w:rPr>
+          <w:bCs/>
+          <w:sz w:val="24"/>
+        </w:rPr>
+        <w:t>/</w:t>
+      </w:r>
+      <w:proofErr w:type="spellStart"/>
+      <w:r>
+        <w:rPr>
+          <w:bCs/>
+          <w:sz w:val="24"/>
+        </w:rPr>
+        <w:t>grilla-por-dia</w:t>
       </w:r>
       <w:r>
         <w:rPr>
@@ -4368,7 +5631,57 @@
           <w:iCs/>
           <w:sz w:val="24"/>
         </w:rPr>
-        <w:t xml:space="preserve">?fecha=yyyy-mm-dd </w:t>
+        <w:t>?fecha</w:t>
+      </w:r>
+      <w:proofErr w:type="spellEnd"/>
+      <w:r>
+        <w:rPr>
+          <w:b/>
+          <w:i/>
+          <w:iCs/>
+          <w:sz w:val="24"/>
+        </w:rPr>
+        <w:t>=</w:t>
+      </w:r>
+      <w:proofErr w:type="spellStart"/>
+      <w:r>
+        <w:rPr>
+          <w:b/>
+          <w:i/>
+          <w:iCs/>
+          <w:sz w:val="24"/>
+        </w:rPr>
+        <w:t>yyyy</w:t>
+      </w:r>
+      <w:proofErr w:type="spellEnd"/>
+      <w:r>
+        <w:rPr>
+          <w:b/>
+          <w:i/>
+          <w:iCs/>
+          <w:sz w:val="24"/>
+        </w:rPr>
+        <w:t>-mm-</w:t>
+      </w:r>
+      <w:proofErr w:type="spellStart"/>
+      <w:r>
+        <w:rPr>
+          <w:b/>
+          <w:i/>
+          <w:iCs/>
+          <w:sz w:val="24"/>
+        </w:rPr>
+        <w:t>dd</w:t>
+      </w:r>
+      <w:proofErr w:type="spellEnd"/>
+      <w:r>
+        <w:rPr>
+          <w:b/>
+          <w:i/>
+          <w:iCs/>
+          <w:sz w:val="24"/>
+        </w:rPr>
+        <w:t xml:space="preserve"> </w:t>
       </w:r>
       <w:r>
         <w:rPr>
@@ -4384,12 +5697,37 @@
         </w:rPr>
         <w:t xml:space="preserve"> RES: </w:t>
       </w:r>
-      <w:r>
-        <w:rPr>
-          <w:bCs/>
-          <w:sz w:val="24"/>
-        </w:rPr>
-        <w:t xml:space="preserve">IEnumerable&lt;GrillaDiaRangoHorarioDto&gt; </w:t>
+      <w:proofErr w:type="spellStart"/>
+      <w:r>
+        <w:rPr>
+          <w:bCs/>
+          <w:sz w:val="24"/>
+        </w:rPr>
+        <w:t>IEnumerable</w:t>
+      </w:r>
+      <w:proofErr w:type="spellEnd"/>
+      <w:r>
+        <w:rPr>
+          <w:bCs/>
+          <w:sz w:val="24"/>
+        </w:rPr>
+        <w:t>&lt;</w:t>
+      </w:r>
+      <w:proofErr w:type="spellStart"/>
+      <w:r>
+        <w:rPr>
+          <w:bCs/>
+          <w:sz w:val="24"/>
+        </w:rPr>
+        <w:t>GrillaDiaRangoHorarioDto</w:t>
+      </w:r>
+      <w:proofErr w:type="spellEnd"/>
+      <w:r>
+        <w:rPr>
+          <w:bCs/>
+          <w:sz w:val="24"/>
+        </w:rPr>
+        <w:t xml:space="preserve">&gt; </w:t>
       </w:r>
       <w:r>
         <w:sym w:font="Wingdings" w:char="F0E0"/>
@@ -4443,6 +5781,7 @@
         </w:rPr>
         <w:t xml:space="preserve">, se obtiene los rangos horarios que se colocaran en </w:t>
       </w:r>
+      <w:proofErr w:type="spellStart"/>
       <w:r>
         <w:rPr>
           <w:b/>
@@ -4450,6 +5789,7 @@
         </w:rPr>
         <w:t>Dropdown</w:t>
       </w:r>
+      <w:proofErr w:type="spellEnd"/>
       <w:r>
         <w:rPr>
           <w:bCs/>
@@ -4457,6 +5797,7 @@
         </w:rPr>
         <w:t>/</w:t>
       </w:r>
+      <w:proofErr w:type="spellStart"/>
       <w:r>
         <w:rPr>
           <w:b/>
@@ -4464,13 +5805,29 @@
         </w:rPr>
         <w:t>Select</w:t>
       </w:r>
-      <w:r>
-        <w:rPr>
-          <w:bCs/>
-          <w:sz w:val="24"/>
-        </w:rPr>
-        <w:t xml:space="preserve"> de Rangos horarios, y para el rango horario selecionado se coloca en un </w:t>
-      </w:r>
+      <w:proofErr w:type="spellEnd"/>
+      <w:r>
+        <w:rPr>
+          <w:bCs/>
+          <w:sz w:val="24"/>
+        </w:rPr>
+        <w:t xml:space="preserve"> de Rangos horarios, y para el rango horario </w:t>
+      </w:r>
+      <w:r>
+        <w:rPr>
+          <w:bCs/>
+          <w:sz w:val="24"/>
+        </w:rPr>
+        <w:t>seleccionado</w:t>
+      </w:r>
+      <w:r>
+        <w:rPr>
+          <w:bCs/>
+          <w:sz w:val="24"/>
+        </w:rPr>
+        <w:t xml:space="preserve"> se coloca en un </w:t>
+      </w:r>
+      <w:proofErr w:type="spellStart"/>
       <w:r>
         <w:rPr>
           <w:b/>
@@ -4478,12 +5835,41 @@
         </w:rPr>
         <w:t>Grid</w:t>
       </w:r>
-      <w:r>
-        <w:rPr>
-          <w:bCs/>
-          <w:sz w:val="24"/>
-        </w:rPr>
-        <w:t xml:space="preserve"> los entrenadores asiganos al mismo </w:t>
+      <w:proofErr w:type="spellEnd"/>
+      <w:r>
+        <w:rPr>
+          <w:bCs/>
+          <w:sz w:val="24"/>
+        </w:rPr>
+        <w:t xml:space="preserve"> los entrenadores asig</w:t>
+      </w:r>
+      <w:r>
+        <w:rPr>
+          <w:bCs/>
+          <w:sz w:val="24"/>
+        </w:rPr>
+        <w:t>n</w:t>
+      </w:r>
+      <w:r>
+        <w:rPr>
+          <w:bCs/>
+          <w:sz w:val="24"/>
+        </w:rPr>
+        <w:t>a</w:t>
+      </w:r>
+      <w:r>
+        <w:rPr>
+          <w:bCs/>
+          <w:sz w:val="24"/>
+        </w:rPr>
+        <w:t>d</w:t>
+      </w:r>
+      <w:r>
+        <w:rPr>
+          <w:bCs/>
+          <w:sz w:val="24"/>
+        </w:rPr>
+        <w:t xml:space="preserve">os al mismo </w:t>
       </w:r>
       <w:r>
         <w:rPr>
@@ -4536,6 +5922,7 @@
         </w:rPr>
         <w:t xml:space="preserve"> REQ: </w:t>
       </w:r>
+      <w:proofErr w:type="spellStart"/>
       <w:r>
         <w:rPr>
           <w:bCs/>
@@ -4544,6 +5931,7 @@
         </w:rPr>
         <w:t>TurnoInsertDto</w:t>
       </w:r>
+      <w:proofErr w:type="spellEnd"/>
       <w:r>
         <w:rPr>
           <w:bCs/>
@@ -4566,7 +5954,23 @@
           <w:bCs/>
           <w:sz w:val="24"/>
         </w:rPr>
-        <w:t xml:space="preserve"> Se apreta el botón de </w:t>
+        <w:t xml:space="preserve"> Se </w:t>
+      </w:r>
+      <w:proofErr w:type="spellStart"/>
+      <w:r>
+        <w:rPr>
+          <w:bCs/>
+          <w:sz w:val="24"/>
+        </w:rPr>
+        <w:t>apreta</w:t>
+      </w:r>
+      <w:proofErr w:type="spellEnd"/>
+      <w:r>
+        <w:rPr>
+          <w:bCs/>
+          <w:sz w:val="24"/>
+        </w:rPr>
+        <w:t xml:space="preserve"> el botón de </w:t>
       </w:r>
       <w:r>
         <w:rPr>
@@ -4587,7 +5991,23 @@
           <w:bCs/>
           <w:sz w:val="24"/>
         </w:rPr>
-        <w:t>el dto se arma</w:t>
+        <w:t xml:space="preserve">el </w:t>
+      </w:r>
+      <w:proofErr w:type="spellStart"/>
+      <w:r>
+        <w:rPr>
+          <w:bCs/>
+          <w:sz w:val="24"/>
+        </w:rPr>
+        <w:t>dto</w:t>
+      </w:r>
+      <w:proofErr w:type="spellEnd"/>
+      <w:r>
+        <w:rPr>
+          <w:bCs/>
+          <w:sz w:val="24"/>
+        </w:rPr>
+        <w:t xml:space="preserve"> se arma</w:t>
       </w:r>
       <w:r>
         <w:rPr>
@@ -4596,6 +6016,7 @@
         </w:rPr>
         <w:t xml:space="preserve"> con el </w:t>
       </w:r>
+      <w:proofErr w:type="spellStart"/>
       <w:r>
         <w:rPr>
           <w:bCs/>
@@ -4604,12 +6025,45 @@
         </w:rPr>
         <w:t>IdUsuario</w:t>
       </w:r>
-      <w:r>
-        <w:rPr>
-          <w:bCs/>
-          <w:sz w:val="24"/>
-        </w:rPr>
-        <w:t xml:space="preserve"> del socio selecionado del form anterior </w:t>
+      <w:proofErr w:type="spellEnd"/>
+      <w:r>
+        <w:rPr>
+          <w:bCs/>
+          <w:sz w:val="24"/>
+        </w:rPr>
+        <w:t xml:space="preserve"> del socio </w:t>
+      </w:r>
+      <w:proofErr w:type="spellStart"/>
+      <w:r>
+        <w:rPr>
+          <w:bCs/>
+          <w:sz w:val="24"/>
+        </w:rPr>
+        <w:t>selecionado</w:t>
+      </w:r>
+      <w:proofErr w:type="spellEnd"/>
+      <w:r>
+        <w:rPr>
+          <w:bCs/>
+          <w:sz w:val="24"/>
+        </w:rPr>
+        <w:t xml:space="preserve"> del </w:t>
+      </w:r>
+      <w:proofErr w:type="spellStart"/>
+      <w:r>
+        <w:rPr>
+          <w:bCs/>
+          <w:sz w:val="24"/>
+        </w:rPr>
+        <w:t>form</w:t>
+      </w:r>
+      <w:proofErr w:type="spellEnd"/>
+      <w:r>
+        <w:rPr>
+          <w:bCs/>
+          <w:sz w:val="24"/>
+        </w:rPr>
+        <w:t xml:space="preserve"> anterior </w:t>
       </w:r>
       <w:r>
         <w:rPr>
@@ -4638,8 +6092,33 @@
           <w:bCs/>
           <w:sz w:val="24"/>
         </w:rPr>
-        <w:t>y con el endpoint anterior se consigue el resto de datos del dto</w:t>
-      </w:r>
+        <w:t xml:space="preserve">y con el </w:t>
+      </w:r>
+      <w:proofErr w:type="spellStart"/>
+      <w:r>
+        <w:rPr>
+          <w:bCs/>
+          <w:sz w:val="24"/>
+        </w:rPr>
+        <w:t>endpoint</w:t>
+      </w:r>
+      <w:proofErr w:type="spellEnd"/>
+      <w:r>
+        <w:rPr>
+          <w:bCs/>
+          <w:sz w:val="24"/>
+        </w:rPr>
+        <w:t xml:space="preserve"> anterior se consigue el resto de datos del </w:t>
+      </w:r>
+      <w:proofErr w:type="spellStart"/>
+      <w:r>
+        <w:rPr>
+          <w:bCs/>
+          <w:sz w:val="24"/>
+        </w:rPr>
+        <w:t>dto</w:t>
+      </w:r>
+      <w:proofErr w:type="spellEnd"/>
       <w:r>
         <w:rPr>
           <w:bCs/>
@@ -4662,6 +6141,7 @@
         </w:rPr>
         <w:t xml:space="preserve"> Policy: </w:t>
       </w:r>
+      <w:proofErr w:type="spellStart"/>
       <w:r>
         <w:rPr>
           <w:bCs/>
@@ -4669,6 +6149,7 @@
         </w:rPr>
         <w:t>AgregarTurno</w:t>
       </w:r>
+      <w:proofErr w:type="spellEnd"/>
       <w:r>
         <w:rPr>
           <w:bCs/>
@@ -4728,6 +6209,7 @@
         </w:rPr>
         <w:t xml:space="preserve"> REQ: </w:t>
       </w:r>
+      <w:proofErr w:type="spellStart"/>
       <w:r>
         <w:rPr>
           <w:bCs/>
@@ -4735,6 +6217,7 @@
         </w:rPr>
         <w:t>TurnoInsertDto</w:t>
       </w:r>
+      <w:proofErr w:type="spellEnd"/>
       <w:r>
         <w:rPr>
           <w:bCs/>
@@ -4750,7 +6233,23 @@
           <w:bCs/>
           <w:sz w:val="24"/>
         </w:rPr>
-        <w:t xml:space="preserve"> Front: Se apreta el botón de </w:t>
+        <w:t xml:space="preserve"> Front: Se </w:t>
+      </w:r>
+      <w:proofErr w:type="spellStart"/>
+      <w:r>
+        <w:rPr>
+          <w:bCs/>
+          <w:sz w:val="24"/>
+        </w:rPr>
+        <w:t>apreta</w:t>
+      </w:r>
+      <w:proofErr w:type="spellEnd"/>
+      <w:r>
+        <w:rPr>
+          <w:bCs/>
+          <w:sz w:val="24"/>
+        </w:rPr>
+        <w:t xml:space="preserve"> el botón de </w:t>
       </w:r>
       <w:r>
         <w:rPr>
@@ -4764,8 +6263,17 @@
           <w:bCs/>
           <w:sz w:val="24"/>
         </w:rPr>
-        <w:t>, el dto</w:t>
-      </w:r>
+        <w:t xml:space="preserve">, el </w:t>
+      </w:r>
+      <w:proofErr w:type="spellStart"/>
+      <w:r>
+        <w:rPr>
+          <w:bCs/>
+          <w:sz w:val="24"/>
+        </w:rPr>
+        <w:t>dto</w:t>
+      </w:r>
+      <w:proofErr w:type="spellEnd"/>
       <w:r>
         <w:rPr>
           <w:bCs/>
@@ -4773,6 +6281,7 @@
         </w:rPr>
         <w:t xml:space="preserve"> se arma con el </w:t>
       </w:r>
+      <w:proofErr w:type="spellStart"/>
       <w:r>
         <w:rPr>
           <w:bCs/>
@@ -4781,12 +6290,29 @@
         </w:rPr>
         <w:t>IdUsuario</w:t>
       </w:r>
-      <w:r>
-        <w:rPr>
-          <w:bCs/>
-          <w:sz w:val="24"/>
-        </w:rPr>
-        <w:t xml:space="preserve"> del socio en null (porque se consigue desde el </w:t>
+      <w:proofErr w:type="spellEnd"/>
+      <w:r>
+        <w:rPr>
+          <w:bCs/>
+          <w:sz w:val="24"/>
+        </w:rPr>
+        <w:t xml:space="preserve"> del socio en </w:t>
+      </w:r>
+      <w:proofErr w:type="spellStart"/>
+      <w:r>
+        <w:rPr>
+          <w:bCs/>
+          <w:sz w:val="24"/>
+        </w:rPr>
+        <w:t>null</w:t>
+      </w:r>
+      <w:proofErr w:type="spellEnd"/>
+      <w:r>
+        <w:rPr>
+          <w:bCs/>
+          <w:sz w:val="24"/>
+        </w:rPr>
+        <w:t xml:space="preserve"> (porque se consigue desde el </w:t>
       </w:r>
       <w:r>
         <w:rPr>
@@ -4804,15 +6330,45 @@
         <w:t xml:space="preserve"> </w:t>
       </w:r>
       <w:r>
-        <w:t>en el backend</w:t>
-      </w:r>
-      <w:r>
-        <w:rPr>
-          <w:bCs/>
-          <w:sz w:val="24"/>
-        </w:rPr>
-        <w:t>), y con el endpoint anterior se consigue el resto de datos del dto</w:t>
-      </w:r>
+        <w:t xml:space="preserve">en el </w:t>
+      </w:r>
+      <w:proofErr w:type="spellStart"/>
+      <w:r>
+        <w:t>backend</w:t>
+      </w:r>
+      <w:proofErr w:type="spellEnd"/>
+      <w:r>
+        <w:rPr>
+          <w:bCs/>
+          <w:sz w:val="24"/>
+        </w:rPr>
+        <w:t xml:space="preserve">), y con el </w:t>
+      </w:r>
+      <w:proofErr w:type="spellStart"/>
+      <w:r>
+        <w:rPr>
+          <w:bCs/>
+          <w:sz w:val="24"/>
+        </w:rPr>
+        <w:t>endpoint</w:t>
+      </w:r>
+      <w:proofErr w:type="spellEnd"/>
+      <w:r>
+        <w:rPr>
+          <w:bCs/>
+          <w:sz w:val="24"/>
+        </w:rPr>
+        <w:t xml:space="preserve"> anterior se consigue el resto de datos del </w:t>
+      </w:r>
+      <w:proofErr w:type="spellStart"/>
+      <w:r>
+        <w:rPr>
+          <w:bCs/>
+          <w:sz w:val="24"/>
+        </w:rPr>
+        <w:t>dto</w:t>
+      </w:r>
+      <w:proofErr w:type="spellEnd"/>
       <w:r>
         <w:rPr>
           <w:bCs/>
@@ -4835,6 +6391,7 @@
         </w:rPr>
         <w:t xml:space="preserve"> Policy: </w:t>
       </w:r>
+      <w:proofErr w:type="spellStart"/>
       <w:r>
         <w:rPr>
           <w:bCs/>
@@ -4842,6 +6399,7 @@
         </w:rPr>
         <w:t>SoloSocio</w:t>
       </w:r>
+      <w:proofErr w:type="spellEnd"/>
       <w:r>
         <w:rPr>
           <w:bCs/>
@@ -4999,18 +6557,100 @@
           <w:ilvl w:val="0"/>
           <w:numId w:val="11"/>
         </w:numPr>
-        <w:rPr>
-          <w:bCs/>
-          <w:sz w:val="24"/>
-        </w:rPr>
-      </w:pPr>
-      <w:r>
-        <w:rPr>
-          <w:bCs/>
-          <w:sz w:val="24"/>
-          <w:lang w:val="es-ES"/>
-        </w:rPr>
-        <w:t xml:space="preserve">GET api/Dia/dias </w:t>
+        <w:tabs>
+          <w:tab w:val="left" w:pos="916"/>
+          <w:tab w:val="left" w:pos="1832"/>
+          <w:tab w:val="left" w:pos="2748"/>
+          <w:tab w:val="left" w:pos="3664"/>
+          <w:tab w:val="left" w:pos="4580"/>
+          <w:tab w:val="left" w:pos="5496"/>
+          <w:tab w:val="left" w:pos="6412"/>
+          <w:tab w:val="left" w:pos="7328"/>
+          <w:tab w:val="left" w:pos="8244"/>
+          <w:tab w:val="left" w:pos="9160"/>
+          <w:tab w:val="left" w:pos="10076"/>
+          <w:tab w:val="left" w:pos="10992"/>
+          <w:tab w:val="left" w:pos="11908"/>
+          <w:tab w:val="left" w:pos="12824"/>
+          <w:tab w:val="left" w:pos="13740"/>
+          <w:tab w:val="left" w:pos="14656"/>
+        </w:tabs>
+        <w:spacing w:after="0" w:line="240" w:lineRule="auto"/>
+        <w:rPr>
+          <w:rFonts w:ascii="Cascadia Mono" w:eastAsia="Times New Roman" w:hAnsi="Cascadia Mono" w:cs="Courier New"/>
+          <w:color w:val="000000"/>
+          <w:sz w:val="18"/>
+          <w:szCs w:val="18"/>
+          <w:lang w:eastAsia="es-AR"/>
+        </w:rPr>
+      </w:pPr>
+      <w:r>
+        <w:rPr>
+          <w:rFonts w:ascii="Cascadia Mono" w:eastAsia="Times New Roman" w:hAnsi="Cascadia Mono" w:cs="Courier New"/>
+          <w:color w:val="000000"/>
+          <w:sz w:val="18"/>
+          <w:szCs w:val="18"/>
+          <w:lang w:eastAsia="es-AR"/>
+        </w:rPr>
+        <w:t>[</w:t>
+      </w:r>
+      <w:proofErr w:type="spellStart"/>
+      <w:r>
+        <w:rPr>
+          <w:rFonts w:ascii="Cascadia Mono" w:eastAsia="Times New Roman" w:hAnsi="Cascadia Mono" w:cs="Courier New"/>
+          <w:color w:val="2B91AF"/>
+          <w:sz w:val="18"/>
+          <w:szCs w:val="18"/>
+          <w:lang w:eastAsia="es-AR"/>
+        </w:rPr>
+        <w:t>Authorize</w:t>
+      </w:r>
+      <w:proofErr w:type="spellEnd"/>
+      <w:r>
+        <w:rPr>
+          <w:rFonts w:ascii="Cascadia Mono" w:eastAsia="Times New Roman" w:hAnsi="Cascadia Mono" w:cs="Courier New"/>
+          <w:color w:val="000000"/>
+          <w:sz w:val="18"/>
+          <w:szCs w:val="18"/>
+          <w:lang w:eastAsia="es-AR"/>
+        </w:rPr>
+        <w:t>]</w:t>
+      </w:r>
+      <w:r>
+        <w:rPr>
+          <w:rFonts w:ascii="Cascadia Mono" w:eastAsia="Times New Roman" w:hAnsi="Cascadia Mono" w:cs="Courier New"/>
+          <w:color w:val="000000"/>
+          <w:sz w:val="18"/>
+          <w:szCs w:val="18"/>
+          <w:lang w:eastAsia="es-AR"/>
+        </w:rPr>
+        <w:t xml:space="preserve"> </w:t>
+      </w:r>
+      <w:r>
+        <w:rPr>
+          <w:bCs/>
+          <w:sz w:val="24"/>
+          <w:lang w:val="es-ES"/>
+        </w:rPr>
+        <w:t>GET api/Dia/</w:t>
+      </w:r>
+      <w:proofErr w:type="spellStart"/>
+      <w:r>
+        <w:rPr>
+          <w:bCs/>
+          <w:sz w:val="24"/>
+          <w:lang w:val="es-ES"/>
+        </w:rPr>
+        <w:t>dias</w:t>
+      </w:r>
+      <w:proofErr w:type="spellEnd"/>
+      <w:r>
+        <w:rPr>
+          <w:bCs/>
+          <w:sz w:val="24"/>
+          <w:lang w:val="es-ES"/>
+        </w:rPr>
+        <w:t xml:space="preserve"> </w:t>
       </w:r>
       <w:r>
         <w:rPr>
@@ -5024,14 +6664,83 @@
           <w:sz w:val="24"/>
           <w:lang w:val="es-ES"/>
         </w:rPr>
-        <w:t xml:space="preserve"> </w:t>
-      </w:r>
-      <w:r>
-        <w:rPr>
-          <w:bCs/>
-          <w:sz w:val="24"/>
-        </w:rPr>
-        <w:t>Front: Sirve para mostrar en los CheckBoxes de Dias del formulario de usuario, el listado de días disponibles para asignar a la rutina del usuario</w:t>
+        <w:t xml:space="preserve"> RES: </w:t>
+      </w:r>
+      <w:proofErr w:type="spellStart"/>
+      <w:r>
+        <w:rPr>
+          <w:bCs/>
+          <w:sz w:val="24"/>
+        </w:rPr>
+        <w:t>DiaDto</w:t>
+      </w:r>
+      <w:proofErr w:type="spellEnd"/>
+      <w:r>
+        <w:rPr>
+          <w:bCs/>
+          <w:sz w:val="24"/>
+        </w:rPr>
+        <w:t xml:space="preserve"> </w:t>
+      </w:r>
+      <w:r>
+        <w:rPr>
+          <w:lang w:val="es-ES"/>
+        </w:rPr>
+        <w:sym w:font="Wingdings" w:char="F0E0"/>
+      </w:r>
+      <w:r>
+        <w:rPr>
+          <w:bCs/>
+          <w:sz w:val="24"/>
+          <w:lang w:val="es-ES"/>
+        </w:rPr>
+        <w:t xml:space="preserve"> </w:t>
+      </w:r>
+      <w:r>
+        <w:rPr>
+          <w:bCs/>
+          <w:sz w:val="24"/>
+        </w:rPr>
+        <w:t xml:space="preserve">Front: Sirve para mostrar en los </w:t>
+      </w:r>
+      <w:proofErr w:type="spellStart"/>
+      <w:r>
+        <w:rPr>
+          <w:bCs/>
+          <w:sz w:val="24"/>
+        </w:rPr>
+        <w:t>CheckBoxes</w:t>
+      </w:r>
+      <w:proofErr w:type="spellEnd"/>
+      <w:r>
+        <w:rPr>
+          <w:bCs/>
+          <w:sz w:val="24"/>
+        </w:rPr>
+        <w:t xml:space="preserve"> de </w:t>
+      </w:r>
+      <w:proofErr w:type="spellStart"/>
+      <w:r>
+        <w:rPr>
+          <w:bCs/>
+          <w:sz w:val="24"/>
+        </w:rPr>
+        <w:t>Dias</w:t>
+      </w:r>
+      <w:proofErr w:type="spellEnd"/>
+      <w:r>
+        <w:rPr>
+          <w:bCs/>
+          <w:sz w:val="24"/>
+        </w:rPr>
+        <w:t xml:space="preserve"> del formulario de usuario, el listado de días disponibles para asignar a la rutina del usuario</w:t>
+      </w:r>
+      <w:r>
+        <w:rPr>
+          <w:bCs/>
+          <w:sz w:val="24"/>
+        </w:rPr>
+        <w:t>.</w:t>
       </w:r>
     </w:p>
     <w:p>
@@ -5071,7 +6780,25 @@
           <w:sz w:val="24"/>
           <w:lang w:val="es-ES"/>
         </w:rPr>
-        <w:t>Front: No se expone endpoint para listar planes.</w:t>
+        <w:t xml:space="preserve">Front: No se expone </w:t>
+      </w:r>
+      <w:proofErr w:type="spellStart"/>
+      <w:r>
+        <w:rPr>
+          <w:color w:val="EE0000"/>
+          <w:sz w:val="24"/>
+          <w:lang w:val="es-ES"/>
+        </w:rPr>
+        <w:t>endpoint</w:t>
+      </w:r>
+      <w:proofErr w:type="spellEnd"/>
+      <w:r>
+        <w:rPr>
+          <w:color w:val="EE0000"/>
+          <w:sz w:val="24"/>
+          <w:lang w:val="es-ES"/>
+        </w:rPr>
+        <w:t xml:space="preserve"> para listar planes.</w:t>
       </w:r>
     </w:p>
     <w:p>
@@ -5090,7 +6817,97 @@
           <w:sz w:val="24"/>
           <w:lang w:val="es-ES"/>
         </w:rPr>
-        <w:t>El front manejará el enum de planes (`Mensual`, `Anual`) igual que el backend, para mostrar las opciones en los checkbox y luego enviar el valor seleccionado en el `UsuarioInsertDto`.</w:t>
+        <w:t xml:space="preserve">El </w:t>
+      </w:r>
+      <w:proofErr w:type="spellStart"/>
+      <w:r>
+        <w:rPr>
+          <w:color w:val="EE0000"/>
+          <w:sz w:val="24"/>
+          <w:lang w:val="es-ES"/>
+        </w:rPr>
+        <w:t>front</w:t>
+      </w:r>
+      <w:proofErr w:type="spellEnd"/>
+      <w:r>
+        <w:rPr>
+          <w:color w:val="EE0000"/>
+          <w:sz w:val="24"/>
+          <w:lang w:val="es-ES"/>
+        </w:rPr>
+        <w:t xml:space="preserve"> manejará el </w:t>
+      </w:r>
+      <w:proofErr w:type="spellStart"/>
+      <w:r>
+        <w:rPr>
+          <w:color w:val="EE0000"/>
+          <w:sz w:val="24"/>
+          <w:lang w:val="es-ES"/>
+        </w:rPr>
+        <w:t>enum</w:t>
+      </w:r>
+      <w:proofErr w:type="spellEnd"/>
+      <w:r>
+        <w:rPr>
+          <w:color w:val="EE0000"/>
+          <w:sz w:val="24"/>
+          <w:lang w:val="es-ES"/>
+        </w:rPr>
+        <w:t xml:space="preserve"> de planes (`Mensual`, `Anual`) igual que el </w:t>
+      </w:r>
+      <w:proofErr w:type="spellStart"/>
+      <w:r>
+        <w:rPr>
+          <w:color w:val="EE0000"/>
+          <w:sz w:val="24"/>
+          <w:lang w:val="es-ES"/>
+        </w:rPr>
+        <w:t>backend</w:t>
+      </w:r>
+      <w:proofErr w:type="spellEnd"/>
+      <w:r>
+        <w:rPr>
+          <w:color w:val="EE0000"/>
+          <w:sz w:val="24"/>
+          <w:lang w:val="es-ES"/>
+        </w:rPr>
+        <w:t xml:space="preserve">, para mostrar las opciones en los </w:t>
+      </w:r>
+      <w:proofErr w:type="spellStart"/>
+      <w:r>
+        <w:rPr>
+          <w:color w:val="EE0000"/>
+          <w:sz w:val="24"/>
+          <w:lang w:val="es-ES"/>
+        </w:rPr>
+        <w:t>checkbox</w:t>
+      </w:r>
+      <w:proofErr w:type="spellEnd"/>
+      <w:r>
+        <w:rPr>
+          <w:color w:val="EE0000"/>
+          <w:sz w:val="24"/>
+          <w:lang w:val="es-ES"/>
+        </w:rPr>
+        <w:t xml:space="preserve"> y luego enviar el valor seleccionado en el `</w:t>
+      </w:r>
+      <w:proofErr w:type="spellStart"/>
+      <w:r>
+        <w:rPr>
+          <w:color w:val="EE0000"/>
+          <w:sz w:val="24"/>
+          <w:lang w:val="es-ES"/>
+        </w:rPr>
+        <w:t>UsuarioInsertDto</w:t>
+      </w:r>
+      <w:proofErr w:type="spellEnd"/>
+      <w:r>
+        <w:rPr>
+          <w:color w:val="EE0000"/>
+          <w:sz w:val="24"/>
+          <w:lang w:val="es-ES"/>
+        </w:rPr>
+        <w:t>`.</w:t>
       </w:r>
     </w:p>
     <w:p>
@@ -5118,11 +6935,19 @@
         </w:rPr>
         <w:t>socio/</w:t>
       </w:r>
-      <w:r>
-        <w:rPr>
-          <w:lang w:val="es-ES"/>
-        </w:rPr>
-        <w:t xml:space="preserve">register </w:t>
+      <w:proofErr w:type="spellStart"/>
+      <w:r>
+        <w:rPr>
+          <w:lang w:val="es-ES"/>
+        </w:rPr>
+        <w:t>register</w:t>
+      </w:r>
+      <w:proofErr w:type="spellEnd"/>
+      <w:r>
+        <w:rPr>
+          <w:lang w:val="es-ES"/>
+        </w:rPr>
+        <w:t xml:space="preserve"> </w:t>
       </w:r>
       <w:r>
         <w:rPr>
@@ -5136,15 +6961,19 @@
         </w:rPr>
         <w:t xml:space="preserve"> REQ: </w:t>
       </w:r>
+      <w:proofErr w:type="spellStart"/>
       <w:r>
         <w:t>UsuarioInsertDto</w:t>
       </w:r>
+      <w:proofErr w:type="spellEnd"/>
       <w:r>
         <w:t xml:space="preserve">, RES: </w:t>
       </w:r>
+      <w:proofErr w:type="spellStart"/>
       <w:r>
         <w:t>UsuarioDto</w:t>
       </w:r>
+      <w:proofErr w:type="spellEnd"/>
       <w:r>
         <w:t xml:space="preserve"> </w:t>
       </w:r>
@@ -5158,7 +6987,21 @@
         <w:rPr>
           <w:lang w:val="es-ES"/>
         </w:rPr>
-        <w:t xml:space="preserve"> (el sistema internamente asigna el IdGrupo = 3 </w:t>
+        <w:t xml:space="preserve"> (el sistema internamente asigna el </w:t>
+      </w:r>
+      <w:proofErr w:type="spellStart"/>
+      <w:r>
+        <w:rPr>
+          <w:lang w:val="es-ES"/>
+        </w:rPr>
+        <w:t>IdGrupo</w:t>
+      </w:r>
+      <w:proofErr w:type="spellEnd"/>
+      <w:r>
+        <w:rPr>
+          <w:lang w:val="es-ES"/>
+        </w:rPr>
+        <w:t xml:space="preserve"> = 3 </w:t>
       </w:r>
       <w:r>
         <w:rPr>
@@ -5203,11 +7046,16 @@
         <w:t>:</w:t>
       </w:r>
       <w:r>
-        <w:t xml:space="preserve"> CrearUsuario</w:t>
+        <w:t xml:space="preserve"> </w:t>
+      </w:r>
+      <w:proofErr w:type="spellStart"/>
+      <w:r>
+        <w:t>CrearUsuario</w:t>
       </w:r>
       <w:r>
         <w:t>Socio</w:t>
       </w:r>
+      <w:proofErr w:type="spellEnd"/>
       <w:r>
         <w:t>.</w:t>
       </w:r>
@@ -5346,9 +7194,11 @@
       <w:r>
         <w:t xml:space="preserve"> REQ: </w:t>
       </w:r>
+      <w:proofErr w:type="spellStart"/>
       <w:r>
         <w:t>ValidarIngresoDto</w:t>
       </w:r>
+      <w:proofErr w:type="spellEnd"/>
       <w:r>
         <w:t xml:space="preserve"> </w:t>
       </w:r>
@@ -5365,11 +7215,21 @@
         <w:t xml:space="preserve"> </w:t>
       </w:r>
       <w:r>
-        <w:t xml:space="preserve">donde se pide ingresar el dni para insertarlo en </w:t>
-      </w:r>
+        <w:t xml:space="preserve">donde se pide ingresar el </w:t>
+      </w:r>
+      <w:proofErr w:type="spellStart"/>
+      <w:r>
+        <w:t>dni</w:t>
+      </w:r>
+      <w:proofErr w:type="spellEnd"/>
+      <w:r>
+        <w:t xml:space="preserve"> para insertarlo en </w:t>
+      </w:r>
+      <w:proofErr w:type="spellStart"/>
       <w:r>
         <w:t>ValidarIngresoDto</w:t>
       </w:r>
+      <w:proofErr w:type="spellEnd"/>
       <w:r>
         <w:t xml:space="preserve"> </w:t>
       </w:r>
@@ -5385,9 +7245,11 @@
       <w:r>
         <w:t xml:space="preserve">: </w:t>
       </w:r>
+      <w:proofErr w:type="spellStart"/>
       <w:r>
         <w:t>ValidarIngreso</w:t>
       </w:r>
+      <w:proofErr w:type="spellEnd"/>
       <w:r>
         <w:t>.</w:t>
       </w:r>
@@ -7140,7 +9002,6 @@
   <w:style w:type="character" w:default="1" w:styleId="Fuentedeprrafopredeter">
     <w:name w:val="Default Paragraph Font"/>
     <w:uiPriority w:val="1"/>
-    <w:semiHidden/>
     <w:unhideWhenUsed/>
   </w:style>
   <w:style w:type="table" w:default="1" w:styleId="Tablanormal">

--- a/Curso_CSharp/Mapas Endpoints/Plan Modulo de Gestion de Turno Asistente y Socio.docx
+++ b/Curso_CSharp/Mapas Endpoints/Plan Modulo de Gestion de Turno Asistente y Socio.docx
@@ -1510,6 +1510,9 @@
       </w:r>
     </w:p>
     <w:p>
+      <w:pPr>
+        <w:ind w:left="708" w:hanging="708"/>
+      </w:pPr>
       <w:proofErr w:type="spellStart"/>
       <w:r>
         <w:rPr>
@@ -2638,6 +2641,145 @@
       </w:r>
       <w:r>
         <w:t>n.</w:t>
+      </w:r>
+    </w:p>
+    <w:p>
+      <w:pPr>
+        <w:pStyle w:val="Prrafodelista"/>
+        <w:numPr>
+          <w:ilvl w:val="0"/>
+          <w:numId w:val="9"/>
+        </w:numPr>
+        <w:tabs>
+          <w:tab w:val="left" w:pos="916"/>
+          <w:tab w:val="left" w:pos="1832"/>
+          <w:tab w:val="left" w:pos="2748"/>
+          <w:tab w:val="left" w:pos="3664"/>
+          <w:tab w:val="left" w:pos="4580"/>
+          <w:tab w:val="left" w:pos="5496"/>
+          <w:tab w:val="left" w:pos="6412"/>
+          <w:tab w:val="left" w:pos="7328"/>
+          <w:tab w:val="left" w:pos="8244"/>
+          <w:tab w:val="left" w:pos="9160"/>
+          <w:tab w:val="left" w:pos="10076"/>
+          <w:tab w:val="left" w:pos="10992"/>
+          <w:tab w:val="left" w:pos="11908"/>
+          <w:tab w:val="left" w:pos="12824"/>
+          <w:tab w:val="left" w:pos="13740"/>
+          <w:tab w:val="left" w:pos="14656"/>
+        </w:tabs>
+        <w:rPr>
+          <w:rFonts w:ascii="Cascadia Mono" w:eastAsia="Times New Roman" w:hAnsi="Cascadia Mono" w:cs="Courier New"/>
+          <w:b/>
+          <w:bCs/>
+          <w:color w:val="2B91AF"/>
+          <w:sz w:val="18"/>
+          <w:szCs w:val="18"/>
+          <w:lang w:eastAsia="es-AR"/>
+        </w:rPr>
+      </w:pPr>
+      <w:r>
+        <w:rPr>
+          <w:rFonts w:ascii="Cascadia Mono" w:eastAsia="Times New Roman" w:hAnsi="Cascadia Mono" w:cs="Courier New"/>
+          <w:color w:val="2B91AF"/>
+          <w:sz w:val="18"/>
+          <w:szCs w:val="18"/>
+          <w:lang w:eastAsia="es-AR"/>
+        </w:rPr>
+        <w:t>[</w:t>
+      </w:r>
+      <w:proofErr w:type="spellStart"/>
+      <w:r>
+        <w:rPr>
+          <w:rFonts w:ascii="Cascadia Mono" w:eastAsia="Times New Roman" w:hAnsi="Cascadia Mono" w:cs="Courier New"/>
+          <w:color w:val="2B91AF"/>
+          <w:sz w:val="18"/>
+          <w:szCs w:val="18"/>
+          <w:lang w:eastAsia="es-AR"/>
+        </w:rPr>
+        <w:t>Authorize</w:t>
+      </w:r>
+      <w:proofErr w:type="spellEnd"/>
+      <w:r>
+        <w:rPr>
+          <w:rFonts w:ascii="Cascadia Mono" w:eastAsia="Times New Roman" w:hAnsi="Cascadia Mono" w:cs="Courier New"/>
+          <w:color w:val="2B91AF"/>
+          <w:sz w:val="18"/>
+          <w:szCs w:val="18"/>
+          <w:lang w:eastAsia="es-AR"/>
+        </w:rPr>
+        <w:t xml:space="preserve">] </w:t>
+      </w:r>
+      <w:r>
+        <w:rPr>
+          <w:strike/>
+        </w:rPr>
+        <w:t xml:space="preserve">PATCH </w:t>
+      </w:r>
+      <w:r>
+        <w:rPr>
+          <w:strike/>
+          <w:lang w:eastAsia="es-AR"/>
+        </w:rPr>
+        <w:t>api/Turno/procesar-turnos-vencidos</w:t>
+      </w:r>
+      <w:r>
+        <w:rPr>
+          <w:lang w:eastAsia="es-AR"/>
+        </w:rPr>
+        <w:t xml:space="preserve"> </w:t>
+      </w:r>
+      <w:r>
+        <w:rPr>
+          <w:lang w:eastAsia="es-AR"/>
+        </w:rPr>
+        <w:sym w:font="Wingdings" w:char="F0E0"/>
+      </w:r>
+      <w:r>
+        <w:rPr>
+          <w:lang w:eastAsia="es-AR"/>
+        </w:rPr>
+        <w:t xml:space="preserve"> </w:t>
+      </w:r>
+      <w:r>
+        <w:rPr>
+          <w:lang w:val="es-ES"/>
+        </w:rPr>
+        <w:t>Front: internamente se pasa automáticamente</w:t>
+      </w:r>
+      <w:r>
+        <w:rPr>
+          <w:lang w:val="es-ES"/>
+        </w:rPr>
+        <w:t xml:space="preserve"> </w:t>
+      </w:r>
+      <w:proofErr w:type="spellStart"/>
+      <w:r>
+        <w:rPr>
+          <w:lang w:val="es-ES"/>
+        </w:rPr>
+        <w:t>EstadoTurno</w:t>
+      </w:r>
+      <w:proofErr w:type="spellEnd"/>
+      <w:r>
+        <w:rPr>
+          <w:lang w:val="es-ES"/>
+        </w:rPr>
+        <w:t xml:space="preserve"> de “</w:t>
+      </w:r>
+      <w:proofErr w:type="spellStart"/>
+      <w:r>
+        <w:rPr>
+          <w:lang w:val="es-ES"/>
+        </w:rPr>
+        <w:t>EnCurso</w:t>
+      </w:r>
+      <w:proofErr w:type="spellEnd"/>
+      <w:r>
+        <w:rPr>
+          <w:lang w:val="es-ES"/>
+        </w:rPr>
+        <w:t>” a “Vencido” cuando la fecha para la que se saco el turno es menor a la fecha actual.</w:t>
       </w:r>
     </w:p>
     <w:p>
@@ -3529,17 +3671,7 @@
           <w:szCs w:val="18"/>
           <w:lang w:val="en-US" w:eastAsia="es-AR"/>
         </w:rPr>
-        <w:t>]</w:t>
-      </w:r>
-      <w:r>
-        <w:rPr>
-          <w:rFonts w:ascii="Cascadia Mono" w:eastAsia="Times New Roman" w:hAnsi="Cascadia Mono" w:cs="Courier New"/>
-          <w:color w:val="000000"/>
-          <w:sz w:val="18"/>
-          <w:szCs w:val="18"/>
-          <w:lang w:val="en-US" w:eastAsia="es-AR"/>
-        </w:rPr>
-        <w:t xml:space="preserve"> </w:t>
+        <w:t xml:space="preserve">] </w:t>
       </w:r>
       <w:r>
         <w:rPr>
@@ -3726,26 +3858,20 @@
         <w:rPr>
           <w:strike/>
         </w:rPr>
-        <w:t>POST /api/Auth/</w:t>
-      </w:r>
+        <w:t>POST /api/Auth/socio/</w:t>
+      </w:r>
+      <w:proofErr w:type="spellStart"/>
       <w:r>
         <w:rPr>
           <w:strike/>
         </w:rPr>
-        <w:t>socio/</w:t>
-      </w:r>
-      <w:proofErr w:type="spellStart"/>
+        <w:t>change-password</w:t>
+      </w:r>
+      <w:proofErr w:type="spellEnd"/>
       <w:r>
         <w:rPr>
           <w:strike/>
         </w:rPr>
-        <w:t>change-password</w:t>
-      </w:r>
-      <w:proofErr w:type="spellEnd"/>
-      <w:r>
-        <w:rPr>
-          <w:strike/>
-        </w:rPr>
         <w:t xml:space="preserve"> </w:t>
       </w:r>
       <w:r>
@@ -3792,10 +3918,7 @@
         <w:t xml:space="preserve">un campo con </w:t>
       </w:r>
       <w:r>
-        <w:t>la contraseña actual</w:t>
-      </w:r>
-      <w:r>
-        <w:t xml:space="preserve"> </w:t>
+        <w:t xml:space="preserve">la contraseña actual </w:t>
       </w:r>
       <w:r>
         <w:t xml:space="preserve">y la nueva </w:t>
@@ -4114,18 +4237,21 @@
       </w:pPr>
       <w:r>
         <w:rPr>
+          <w:strike/>
           <w:lang w:val="es-ES"/>
         </w:rPr>
         <w:t>PATCH /api/Usuario/</w:t>
       </w:r>
       <w:r>
         <w:rPr>
+          <w:strike/>
           <w:lang w:val="es-ES"/>
         </w:rPr>
         <w:t>socio/</w:t>
       </w:r>
       <w:r>
         <w:rPr>
+          <w:strike/>
           <w:lang w:val="es-ES"/>
         </w:rPr>
         <w:t>{</w:t>
@@ -4133,6 +4259,7 @@
       <w:proofErr w:type="spellStart"/>
       <w:r>
         <w:rPr>
+          <w:strike/>
           <w:highlight w:val="yellow"/>
           <w:lang w:val="es-ES"/>
         </w:rPr>
@@ -4141,12 +4268,14 @@
       <w:proofErr w:type="spellEnd"/>
       <w:r>
         <w:rPr>
+          <w:strike/>
           <w:lang w:val="es-ES"/>
         </w:rPr>
         <w:t xml:space="preserve">}/baja </w:t>
       </w:r>
       <w:r>
         <w:rPr>
+          <w:strike/>
           <w:lang w:val="es-ES"/>
         </w:rPr>
         <w:sym w:font="Wingdings" w:char="F0E0"/>
@@ -4185,44 +4314,9 @@
       </w:r>
       <w:r>
         <w:rPr>
-          <w:color w:val="EE0000"/>
-          <w:lang w:val="es-ES"/>
-        </w:rPr>
-        <w:t xml:space="preserve">(YO </w:t>
-      </w:r>
-      <w:r>
-        <w:rPr>
-          <w:color w:val="EE0000"/>
-          <w:lang w:val="es-ES"/>
-        </w:rPr>
-        <w:t>CAMBIARIA EL NOMBRE DE</w:t>
-      </w:r>
-      <w:r>
-        <w:rPr>
-          <w:color w:val="EE0000"/>
-          <w:lang w:val="es-ES"/>
-        </w:rPr>
-        <w:t xml:space="preserve"> ESTE BOTON </w:t>
-      </w:r>
-      <w:r>
-        <w:rPr>
-          <w:color w:val="EE0000"/>
-          <w:lang w:val="es-ES"/>
-        </w:rPr>
-        <w:t xml:space="preserve">A </w:t>
-      </w:r>
-      <w:r>
-        <w:rPr>
-          <w:color w:val="EE0000"/>
-          <w:lang w:val="es-ES"/>
-        </w:rPr>
-        <w:t>“SUSPENDER”)</w:t>
-      </w:r>
-      <w:r>
-        <w:rPr>
-          <w:lang w:val="es-ES"/>
-        </w:rPr>
-        <w:t xml:space="preserve">, al hacer clic se ejecuta la baja lógica y cambia el estado a Eliminado, </w:t>
+          <w:lang w:val="es-ES"/>
+        </w:rPr>
+        <w:t xml:space="preserve">al hacer clic se ejecuta la baja lógica y cambia el estado a Eliminado, </w:t>
       </w:r>
       <w:proofErr w:type="spellStart"/>
       <w:r>
@@ -4304,7 +4398,7 @@
       </w:r>
       <w:proofErr w:type="spellStart"/>
       <w:r>
-        <w:t>EliminarUsuario</w:t>
+        <w:t>EliminarUsuarioSocio</w:t>
       </w:r>
       <w:proofErr w:type="spellEnd"/>
       <w:r>
@@ -4797,6 +4891,7 @@
       <w:r>
         <w:rPr>
           <w:bCs/>
+          <w:strike/>
           <w:sz w:val="24"/>
         </w:rPr>
         <w:t>GET api/Turno/</w:t>
@@ -4804,6 +4899,7 @@
       <w:r>
         <w:rPr>
           <w:bCs/>
+          <w:strike/>
           <w:sz w:val="24"/>
         </w:rPr>
         <w:t>asistente/</w:t>
@@ -4811,6 +4907,7 @@
       <w:r>
         <w:rPr>
           <w:bCs/>
+          <w:strike/>
           <w:sz w:val="24"/>
         </w:rPr>
         <w:t>{</w:t>
@@ -4819,6 +4916,7 @@
       <w:r>
         <w:rPr>
           <w:bCs/>
+          <w:strike/>
           <w:sz w:val="24"/>
           <w:highlight w:val="yellow"/>
         </w:rPr>
@@ -4828,6 +4926,7 @@
       <w:r>
         <w:rPr>
           <w:bCs/>
+          <w:strike/>
           <w:sz w:val="24"/>
         </w:rPr>
         <w:t xml:space="preserve">} </w:t>
@@ -5212,6 +5311,7 @@
       <w:r>
         <w:rPr>
           <w:bCs/>
+          <w:strike/>
           <w:sz w:val="24"/>
         </w:rPr>
         <w:t>PATCH api/Turno/asistente/cancelar/{</w:t>
@@ -5220,6 +5320,7 @@
       <w:r>
         <w:rPr>
           <w:bCs/>
+          <w:strike/>
           <w:sz w:val="24"/>
           <w:highlight w:val="cyan"/>
         </w:rPr>
@@ -5229,9 +5330,17 @@
       <w:r>
         <w:rPr>
           <w:bCs/>
-          <w:sz w:val="24"/>
-        </w:rPr>
-        <w:t xml:space="preserve">} </w:t>
+          <w:strike/>
+          <w:sz w:val="24"/>
+        </w:rPr>
+        <w:t>}</w:t>
+      </w:r>
+      <w:r>
+        <w:rPr>
+          <w:bCs/>
+          <w:sz w:val="24"/>
+        </w:rPr>
+        <w:t xml:space="preserve"> </w:t>
       </w:r>
       <w:r>
         <w:rPr>
@@ -5596,6 +5705,7 @@
       <w:r>
         <w:rPr>
           <w:bCs/>
+          <w:strike/>
           <w:sz w:val="24"/>
         </w:rPr>
         <w:t>GET api/</w:t>
@@ -5604,6 +5714,7 @@
       <w:r>
         <w:rPr>
           <w:bCs/>
+          <w:strike/>
           <w:sz w:val="24"/>
         </w:rPr>
         <w:t>DiaRangoHorario</w:t>
@@ -5612,6 +5723,7 @@
       <w:r>
         <w:rPr>
           <w:bCs/>
+          <w:strike/>
           <w:sz w:val="24"/>
         </w:rPr>
         <w:t>/</w:t>
@@ -5620,6 +5732,7 @@
       <w:r>
         <w:rPr>
           <w:bCs/>
+          <w:strike/>
           <w:sz w:val="24"/>
         </w:rPr>
         <w:t>grilla-por-dia</w:t>
@@ -5629,6 +5742,7 @@
           <w:b/>
           <w:i/>
           <w:iCs/>
+          <w:strike/>
           <w:sz w:val="24"/>
         </w:rPr>
         <w:t>?fecha</w:t>
@@ -5639,6 +5753,7 @@
           <w:b/>
           <w:i/>
           <w:iCs/>
+          <w:strike/>
           <w:sz w:val="24"/>
         </w:rPr>
         <w:t>=</w:t>
@@ -5649,6 +5764,7 @@
           <w:b/>
           <w:i/>
           <w:iCs/>
+          <w:strike/>
           <w:sz w:val="24"/>
         </w:rPr>
         <w:t>yyyy</w:t>
@@ -5659,6 +5775,7 @@
           <w:b/>
           <w:i/>
           <w:iCs/>
+          <w:strike/>
           <w:sz w:val="24"/>
         </w:rPr>
         <w:t>-mm-</w:t>
@@ -5669,6 +5786,7 @@
           <w:b/>
           <w:i/>
           <w:iCs/>
+          <w:strike/>
           <w:sz w:val="24"/>
         </w:rPr>
         <w:t>dd</w:t>
@@ -5679,13 +5797,15 @@
           <w:b/>
           <w:i/>
           <w:iCs/>
-          <w:sz w:val="24"/>
-        </w:rPr>
-        <w:t xml:space="preserve"> </w:t>
-      </w:r>
-      <w:r>
-        <w:rPr>
-          <w:bCs/>
+          <w:strike/>
+          <w:sz w:val="24"/>
+        </w:rPr>
+        <w:t xml:space="preserve"> </w:t>
+      </w:r>
+      <w:r>
+        <w:rPr>
+          <w:bCs/>
+          <w:strike/>
           <w:sz w:val="24"/>
         </w:rPr>
         <w:sym w:font="Wingdings" w:char="F0E0"/>
@@ -5693,6 +5813,7 @@
       <w:r>
         <w:rPr>
           <w:bCs/>
+          <w:strike/>
           <w:sz w:val="24"/>
         </w:rPr>
         <w:t xml:space="preserve"> RES: </w:t>
@@ -5701,6 +5822,7 @@
       <w:r>
         <w:rPr>
           <w:bCs/>
+          <w:strike/>
           <w:sz w:val="24"/>
         </w:rPr>
         <w:t>IEnumerable</w:t>
@@ -5709,6 +5831,7 @@
       <w:r>
         <w:rPr>
           <w:bCs/>
+          <w:strike/>
           <w:sz w:val="24"/>
         </w:rPr>
         <w:t>&lt;</w:t>
@@ -5717,6 +5840,7 @@
       <w:r>
         <w:rPr>
           <w:bCs/>
+          <w:strike/>
           <w:sz w:val="24"/>
         </w:rPr>
         <w:t>GrillaDiaRangoHorarioDto</w:t>
@@ -5725,9 +5849,17 @@
       <w:r>
         <w:rPr>
           <w:bCs/>
-          <w:sz w:val="24"/>
-        </w:rPr>
-        <w:t xml:space="preserve">&gt; </w:t>
+          <w:strike/>
+          <w:sz w:val="24"/>
+        </w:rPr>
+        <w:t>&gt;</w:t>
+      </w:r>
+      <w:r>
+        <w:rPr>
+          <w:bCs/>
+          <w:sz w:val="24"/>
+        </w:rPr>
+        <w:t xml:space="preserve"> </w:t>
       </w:r>
       <w:r>
         <w:sym w:font="Wingdings" w:char="F0E0"/>
@@ -6629,6 +6761,7 @@
       <w:r>
         <w:rPr>
           <w:bCs/>
+          <w:strike/>
           <w:sz w:val="24"/>
           <w:lang w:val="es-ES"/>
         </w:rPr>
@@ -6638,6 +6771,7 @@
       <w:r>
         <w:rPr>
           <w:bCs/>
+          <w:strike/>
           <w:sz w:val="24"/>
           <w:lang w:val="es-ES"/>
         </w:rPr>
@@ -6927,10 +7061,18 @@
         <w:rPr>
           <w:lang w:val="es-ES"/>
         </w:rPr>
-        <w:t>POST api/Usuario/</w:t>
-      </w:r>
-      <w:r>
-        <w:rPr>
+        <w:t xml:space="preserve">POST </w:t>
+      </w:r>
+      <w:r>
+        <w:rPr>
+          <w:strike/>
+          <w:lang w:val="es-ES"/>
+        </w:rPr>
+        <w:t>api/Usuario/</w:t>
+      </w:r>
+      <w:r>
+        <w:rPr>
+          <w:strike/>
           <w:lang w:val="es-ES"/>
         </w:rPr>
         <w:t>socio/</w:t>
@@ -6938,6 +7080,7 @@
       <w:proofErr w:type="spellStart"/>
       <w:r>
         <w:rPr>
+          <w:strike/>
           <w:lang w:val="es-ES"/>
         </w:rPr>
         <w:t>register</w:t>
@@ -7179,14 +7322,14 @@
         </w:numPr>
       </w:pPr>
       <w:r>
+        <w:rPr>
+          <w:strike/>
+        </w:rPr>
         <w:lastRenderedPageBreak/>
-        <w:t>POST api/Turno/</w:t>
-      </w:r>
-      <w:r>
-        <w:t>validar-ingres</w:t>
-      </w:r>
-      <w:r>
-        <w:t xml:space="preserve">o </w:t>
+        <w:t>POST api/Turno/validar-ingreso</w:t>
+      </w:r>
+      <w:r>
+        <w:t xml:space="preserve"> </w:t>
       </w:r>
       <w:r>
         <w:sym w:font="Wingdings" w:char="F0E0"/>
@@ -7263,6 +7406,7 @@
     </w:p>
     <w:p>
       <w:pPr>
+        <w:ind w:left="708" w:hanging="708"/>
         <w:rPr>
           <w:bCs/>
           <w:sz w:val="24"/>
@@ -9002,6 +9146,7 @@
   <w:style w:type="character" w:default="1" w:styleId="Fuentedeprrafopredeter">
     <w:name w:val="Default Paragraph Font"/>
     <w:uiPriority w:val="1"/>
+    <w:semiHidden/>
     <w:unhideWhenUsed/>
   </w:style>
   <w:style w:type="table" w:default="1" w:styleId="Tablanormal">

--- a/Curso_CSharp/Mapas Endpoints/Plan Modulo de Gestion de Turno Asistente y Socio.docx
+++ b/Curso_CSharp/Mapas Endpoints/Plan Modulo de Gestion de Turno Asistente y Socio.docx
@@ -5043,16 +5043,10 @@
       <w:r>
         <w:rPr>
           <w:bCs/>
-          <w:sz w:val="24"/>
-        </w:rPr>
-        <w:t>GET api/Turno/</w:t>
-      </w:r>
-      <w:r>
-        <w:rPr>
-          <w:bCs/>
-          <w:sz w:val="24"/>
-        </w:rPr>
-        <w:t>socio</w:t>
+          <w:strike/>
+          <w:sz w:val="24"/>
+        </w:rPr>
+        <w:t>GET api/Turno/socio</w:t>
       </w:r>
       <w:r>
         <w:rPr>
@@ -5474,6 +5468,7 @@
       <w:r>
         <w:rPr>
           <w:bCs/>
+          <w:strike/>
           <w:sz w:val="24"/>
         </w:rPr>
         <w:t>PATCH api/Turno/asistente/cancelar/{</w:t>
@@ -5482,6 +5477,7 @@
       <w:r>
         <w:rPr>
           <w:bCs/>
+          <w:strike/>
           <w:sz w:val="24"/>
           <w:highlight w:val="cyan"/>
         </w:rPr>
@@ -5491,9 +5487,17 @@
       <w:r>
         <w:rPr>
           <w:bCs/>
-          <w:sz w:val="24"/>
-        </w:rPr>
-        <w:t xml:space="preserve">} </w:t>
+          <w:strike/>
+          <w:sz w:val="24"/>
+        </w:rPr>
+        <w:t>}</w:t>
+      </w:r>
+      <w:r>
+        <w:rPr>
+          <w:bCs/>
+          <w:sz w:val="24"/>
+        </w:rPr>
+        <w:t xml:space="preserve"> </w:t>
       </w:r>
       <w:r>
         <w:rPr>
@@ -6040,9 +6044,17 @@
       <w:r>
         <w:rPr>
           <w:bCs/>
-          <w:sz w:val="24"/>
-        </w:rPr>
-        <w:t xml:space="preserve">POST api/Turno/asistente/registrar </w:t>
+          <w:strike/>
+          <w:sz w:val="24"/>
+        </w:rPr>
+        <w:t>POST api/Turno/asistente/registrar</w:t>
+      </w:r>
+      <w:r>
+        <w:rPr>
+          <w:bCs/>
+          <w:sz w:val="24"/>
+        </w:rPr>
+        <w:t xml:space="preserve"> </w:t>
       </w:r>
       <w:r>
         <w:sym w:font="Wingdings" w:char="F0E0"/>
@@ -6313,23 +6325,17 @@
       <w:r>
         <w:rPr>
           <w:bCs/>
-          <w:sz w:val="24"/>
-        </w:rPr>
-        <w:t>POST api/Turno/</w:t>
-      </w:r>
-      <w:r>
-        <w:rPr>
-          <w:bCs/>
-          <w:sz w:val="24"/>
-        </w:rPr>
-        <w:t>socio</w:t>
-      </w:r>
-      <w:r>
-        <w:rPr>
-          <w:bCs/>
-          <w:sz w:val="24"/>
-        </w:rPr>
-        <w:t xml:space="preserve">/registrar </w:t>
+          <w:strike/>
+          <w:sz w:val="24"/>
+        </w:rPr>
+        <w:t>POST api/Turno/socio/registrar</w:t>
+      </w:r>
+      <w:r>
+        <w:rPr>
+          <w:bCs/>
+          <w:sz w:val="24"/>
+        </w:rPr>
+        <w:t xml:space="preserve"> </w:t>
       </w:r>
       <w:r>
         <w:sym w:font="Wingdings" w:char="F0E0"/>

--- a/Curso_CSharp/Mapas Endpoints/Plan Modulo de Gestion de Turno Asistente y Socio.docx
+++ b/Curso_CSharp/Mapas Endpoints/Plan Modulo de Gestion de Turno Asistente y Socio.docx
@@ -3858,13 +3858,33 @@
         <w:rPr>
           <w:strike/>
         </w:rPr>
-        <w:t>POST /api/Auth/socio/</w:t>
-      </w:r>
-      <w:proofErr w:type="spellStart"/>
+        <w:t xml:space="preserve">POST </w:t>
+      </w:r>
       <w:r>
         <w:rPr>
           <w:strike/>
         </w:rPr>
+        <w:t>/api/Auth/socio/{</w:t>
+      </w:r>
+      <w:proofErr w:type="spellStart"/>
+      <w:r>
+        <w:rPr>
+          <w:strike/>
+        </w:rPr>
+        <w:t>idUsuario</w:t>
+      </w:r>
+      <w:proofErr w:type="spellEnd"/>
+      <w:r>
+        <w:rPr>
+          <w:strike/>
+        </w:rPr>
+        <w:t>}/</w:t>
+      </w:r>
+      <w:proofErr w:type="spellStart"/>
+      <w:r>
+        <w:rPr>
+          <w:strike/>
+        </w:rPr>
         <w:t>change-password</w:t>
       </w:r>
       <w:proofErr w:type="spellEnd"/>
@@ -3912,7 +3932,13 @@
       </w:r>
       <w:proofErr w:type="spellEnd"/>
       <w:r>
-        <w:t xml:space="preserve"> para cambiar la contraseña autenticado dentro del sistema, requiere </w:t>
+        <w:t xml:space="preserve"> para cambiar la contraseña </w:t>
+      </w:r>
+      <w:r>
+        <w:t>del socio seleccionado</w:t>
+      </w:r>
+      <w:r>
+        <w:t xml:space="preserve"> dentro del sistema, requiere </w:t>
       </w:r>
       <w:r>
         <w:t xml:space="preserve">un campo con </w:t>
@@ -5701,6 +5727,7 @@
           <w:ilvl w:val="1"/>
           <w:numId w:val="14"/>
         </w:numPr>
+        <w:ind w:left="1416" w:hanging="1056"/>
         <w:rPr>
           <w:bCs/>
           <w:sz w:val="24"/>
